--- a/fabric/results/nodejs/raft/nodejs-results-raft-2of3-parallel4-uttar-pradesh-profile-2025-12-10.docx
+++ b/fabric/results/nodejs/raft/nodejs-results-raft-2of3-parallel4-uttar-pradesh-profile-2025-12-10.docx
@@ -5,15 +5,81 @@
     <w:p>
       <w:pPr>
         <w:pStyle w:val="Heading2"/>
-      </w:pPr>
-      <w:r>
+        <w:jc w:val="both"/>
+        <w:rPr>
+          <w:i/>
+          <w:iCs/>
+        </w:rPr>
+      </w:pPr>
+      <w:r>
+        <w:rPr>
+          <w:i/>
+          <w:iCs/>
+        </w:rPr>
         <w:t xml:space="preserve">This benchmark test is executed on the RAFT bench using </w:t>
       </w:r>
       <w:r>
+        <w:rPr>
+          <w:i/>
+          <w:iCs/>
+        </w:rPr>
         <w:t>a 2-out-of-3</w:t>
       </w:r>
       <w:r>
+        <w:rPr>
+          <w:i/>
+          <w:iCs/>
+        </w:rPr>
         <w:t xml:space="preserve"> endorsement policy with 4 runners of the script running in 4 different terminals.</w:t>
+      </w:r>
+    </w:p>
+    <w:p>
+      <w:pPr>
+        <w:pStyle w:val="Heading2"/>
+        <w:jc w:val="both"/>
+        <w:rPr>
+          <w:i/>
+          <w:iCs/>
+        </w:rPr>
+      </w:pPr>
+      <w:r>
+        <w:rPr>
+          <w:i/>
+          <w:iCs/>
+        </w:rPr>
+        <w:t xml:space="preserve">This document combines empirical RAFT benchmark evidence with a simple demand model for Uttar Pradesh election phases </w:t>
+      </w:r>
+      <w:proofErr w:type="gramStart"/>
+      <w:r>
+        <w:rPr>
+          <w:i/>
+          <w:iCs/>
+        </w:rPr>
+        <w:t>in order to</w:t>
+      </w:r>
+      <w:proofErr w:type="gramEnd"/>
+      <w:r>
+        <w:rPr>
+          <w:i/>
+          <w:iCs/>
+        </w:rPr>
+        <w:t xml:space="preserve"> derive two practical load profiles for the </w:t>
+      </w:r>
+      <w:proofErr w:type="spellStart"/>
+      <w:r>
+        <w:rPr>
+          <w:i/>
+          <w:iCs/>
+        </w:rPr>
+        <w:t>RecordVote</w:t>
+      </w:r>
+      <w:proofErr w:type="spellEnd"/>
+      <w:r>
+        <w:rPr>
+          <w:i/>
+          <w:iCs/>
+        </w:rPr>
+        <w:t xml:space="preserve"> client. The first part estimates single-shard RAFT capacity from measured four-runner Node.js results, and the later parts convert that capacity estimate into benchmark configurations representing an average phase day and a high-turnout peak phase day.</w:t>
       </w:r>
     </w:p>
     <w:p>
@@ -32,9 +98,6 @@
         </w:rPr>
       </w:pPr>
       <w:r>
-        <w:t>REASONONING:</w:t>
-      </w:r>
-      <w:r>
         <w:br/>
       </w:r>
       <w:r>
@@ -67,6 +130,64 @@
         <w:t>actually delivers</w:t>
       </w:r>
       <w:proofErr w:type="gramEnd"/>
+    </w:p>
+    <w:p>
+      <w:pPr>
+        <w:spacing w:before="100" w:beforeAutospacing="1" w:after="100" w:afterAutospacing="1" w:line="240" w:lineRule="auto"/>
+        <w:jc w:val="both"/>
+        <w:rPr>
+          <w:rFonts w:ascii="Times New Roman" w:eastAsia="Times New Roman" w:hAnsi="Times New Roman" w:cs="Times New Roman"/>
+          <w:i/>
+          <w:iCs/>
+          <w:kern w:val="0"/>
+          <w:sz w:val="24"/>
+          <w:szCs w:val="24"/>
+          <w:lang w:eastAsia="en-IN"/>
+          <w14:ligatures w14:val="none"/>
+        </w:rPr>
+      </w:pPr>
+      <w:r>
+        <w:rPr>
+          <w:rFonts w:ascii="Times New Roman" w:eastAsia="Times New Roman" w:hAnsi="Times New Roman" w:cs="Times New Roman"/>
+          <w:i/>
+          <w:iCs/>
+          <w:kern w:val="0"/>
+          <w:sz w:val="24"/>
+          <w:szCs w:val="24"/>
+          <w:lang w:eastAsia="en-IN"/>
+          <w14:ligatures w14:val="none"/>
+        </w:rPr>
+        <w:t>The following section explains how the benchmark profiles were chosen. It links measured RAFT throughput and latency on the current bench to simple polling-day demand assumptions, so that the later command blocks can be interpreted as election-motivated workload profiles rather than arbitrary stress tests.</w:t>
+      </w:r>
+    </w:p>
+    <w:p>
+      <w:pPr>
+        <w:spacing w:before="100" w:beforeAutospacing="1" w:after="100" w:afterAutospacing="1" w:line="240" w:lineRule="auto"/>
+        <w:jc w:val="both"/>
+        <w:rPr>
+          <w:rFonts w:ascii="Times New Roman" w:eastAsia="Times New Roman" w:hAnsi="Times New Roman" w:cs="Times New Roman"/>
+          <w:i/>
+          <w:iCs/>
+          <w:kern w:val="0"/>
+          <w:sz w:val="24"/>
+          <w:szCs w:val="24"/>
+          <w:lang w:eastAsia="en-IN"/>
+          <w14:ligatures w14:val="none"/>
+        </w:rPr>
+      </w:pPr>
+      <w:r>
+        <w:rPr>
+          <w:rFonts w:ascii="Times New Roman" w:eastAsia="Times New Roman" w:hAnsi="Times New Roman" w:cs="Times New Roman"/>
+          <w:i/>
+          <w:iCs/>
+          <w:kern w:val="0"/>
+          <w:sz w:val="24"/>
+          <w:szCs w:val="24"/>
+          <w:lang w:eastAsia="en-IN"/>
+          <w14:ligatures w14:val="none"/>
+        </w:rPr>
+        <w:t>This section establishes the empirical baseline used throughout the document. Its purpose is to infer an approximate single-shard RAFT capacity from measured runner-level throughput and latency before applying that estimate to election workload design.</w:t>
+      </w:r>
     </w:p>
     <w:p>
       <w:pPr>
@@ -862,6 +983,7 @@
           <w:lang w:eastAsia="en-IN"/>
           <w14:ligatures w14:val="none"/>
         </w:rPr>
+        <w:lastRenderedPageBreak/>
         <w:t>Wrun≈8192756≈10.8 </w:t>
       </w:r>
       <w:proofErr w:type="spellStart"/>
@@ -1111,29 +1233,16 @@
           <w14:ligatures w14:val="none"/>
         </w:rPr>
       </w:pPr>
-      <w:proofErr w:type="gramStart"/>
-      <w:r>
-        <w:rPr>
-          <w:rFonts w:ascii="Times New Roman" w:eastAsia="Times New Roman" w:hAnsi="Times New Roman" w:cs="Times New Roman"/>
-          <w:kern w:val="0"/>
-          <w:sz w:val="24"/>
-          <w:szCs w:val="24"/>
-          <w:lang w:eastAsia="en-IN"/>
-          <w14:ligatures w14:val="none"/>
-        </w:rPr>
-        <w:t>We’ll</w:t>
-      </w:r>
-      <w:proofErr w:type="gramEnd"/>
-      <w:r>
-        <w:rPr>
-          <w:rFonts w:ascii="Times New Roman" w:eastAsia="Times New Roman" w:hAnsi="Times New Roman" w:cs="Times New Roman"/>
-          <w:kern w:val="0"/>
-          <w:sz w:val="24"/>
-          <w:szCs w:val="24"/>
-          <w:lang w:eastAsia="en-IN"/>
-          <w14:ligatures w14:val="none"/>
-        </w:rPr>
-        <w:t xml:space="preserve"> use this as the “capacity” for UP profiles.</w:t>
+      <w:r>
+        <w:rPr>
+          <w:rFonts w:ascii="Times New Roman" w:eastAsia="Times New Roman" w:hAnsi="Times New Roman" w:cs="Times New Roman"/>
+          <w:kern w:val="0"/>
+          <w:sz w:val="24"/>
+          <w:szCs w:val="24"/>
+          <w:lang w:eastAsia="en-IN"/>
+          <w14:ligatures w14:val="none"/>
+        </w:rPr>
+        <w:t>We’ll use this as the “capacity” for UP profiles.</w:t>
       </w:r>
     </w:p>
     <w:p>
@@ -1189,6 +1298,87 @@
           <w14:ligatures w14:val="none"/>
         </w:rPr>
         <w:t>2. UP election demand – re-stated cleanly</w:t>
+      </w:r>
+    </w:p>
+    <w:p>
+      <w:pPr>
+        <w:spacing w:before="100" w:beforeAutospacing="1" w:after="100" w:afterAutospacing="1" w:line="240" w:lineRule="auto"/>
+        <w:jc w:val="both"/>
+        <w:rPr>
+          <w:rFonts w:ascii="Times New Roman" w:eastAsia="Times New Roman" w:hAnsi="Times New Roman" w:cs="Times New Roman"/>
+          <w:i/>
+          <w:iCs/>
+          <w:kern w:val="0"/>
+          <w:sz w:val="24"/>
+          <w:szCs w:val="24"/>
+          <w:lang w:eastAsia="en-IN"/>
+          <w14:ligatures w14:val="none"/>
+        </w:rPr>
+      </w:pPr>
+      <w:r>
+        <w:rPr>
+          <w:rFonts w:ascii="Times New Roman" w:eastAsia="Times New Roman" w:hAnsi="Times New Roman" w:cs="Times New Roman"/>
+          <w:i/>
+          <w:iCs/>
+          <w:kern w:val="0"/>
+          <w:sz w:val="24"/>
+          <w:szCs w:val="24"/>
+          <w:lang w:eastAsia="en-IN"/>
+          <w14:ligatures w14:val="none"/>
+        </w:rPr>
+        <w:t>This section translates public election-scale assumptions into required average</w:t>
+      </w:r>
+      <w:r>
+        <w:rPr>
+          <w:rFonts w:ascii="Times New Roman" w:eastAsia="Times New Roman" w:hAnsi="Times New Roman" w:cs="Times New Roman"/>
+          <w:i/>
+          <w:iCs/>
+          <w:kern w:val="0"/>
+          <w:sz w:val="24"/>
+          <w:szCs w:val="24"/>
+          <w:lang w:eastAsia="en-IN"/>
+          <w14:ligatures w14:val="none"/>
+        </w:rPr>
+        <w:t xml:space="preserve"> </w:t>
+      </w:r>
+      <w:r>
+        <w:rPr>
+          <w:rFonts w:ascii="Times New Roman" w:eastAsia="Times New Roman" w:hAnsi="Times New Roman" w:cs="Times New Roman"/>
+          <w:i/>
+          <w:iCs/>
+          <w:kern w:val="0"/>
+          <w:sz w:val="24"/>
+          <w:szCs w:val="24"/>
+          <w:lang w:eastAsia="en-IN"/>
+          <w14:ligatures w14:val="none"/>
+        </w:rPr>
+        <w:t>throughput. The resulting demand estimates are approximate planning figures, not</w:t>
+      </w:r>
+      <w:r>
+        <w:rPr>
+          <w:rFonts w:ascii="Times New Roman" w:eastAsia="Times New Roman" w:hAnsi="Times New Roman" w:cs="Times New Roman"/>
+          <w:i/>
+          <w:iCs/>
+          <w:kern w:val="0"/>
+          <w:sz w:val="24"/>
+          <w:szCs w:val="24"/>
+          <w:lang w:eastAsia="en-IN"/>
+          <w14:ligatures w14:val="none"/>
+        </w:rPr>
+        <w:t xml:space="preserve"> </w:t>
+      </w:r>
+      <w:r>
+        <w:rPr>
+          <w:rFonts w:ascii="Times New Roman" w:eastAsia="Times New Roman" w:hAnsi="Times New Roman" w:cs="Times New Roman"/>
+          <w:i/>
+          <w:iCs/>
+          <w:kern w:val="0"/>
+          <w:sz w:val="24"/>
+          <w:szCs w:val="24"/>
+          <w:lang w:eastAsia="en-IN"/>
+          <w14:ligatures w14:val="none"/>
+        </w:rPr>
+        <w:t>claims about minute-by-minute real election traffic.</w:t>
       </w:r>
     </w:p>
     <w:p>
@@ -1240,7 +1430,6 @@
           <w:lang w:eastAsia="en-IN"/>
           <w14:ligatures w14:val="none"/>
         </w:rPr>
-        <w:lastRenderedPageBreak/>
         <w:t xml:space="preserve">Total electors ≈ </w:t>
       </w:r>
       <w:r>
@@ -1951,6 +2140,7 @@
           <w:lang w:eastAsia="en-IN"/>
           <w14:ligatures w14:val="none"/>
         </w:rPr>
+        <w:lastRenderedPageBreak/>
         <w:t>Votes per booth:</w:t>
       </w:r>
     </w:p>
@@ -2191,31 +2381,7 @@
           <w:lang w:eastAsia="en-IN"/>
           <w14:ligatures w14:val="none"/>
         </w:rPr>
-        <w:t xml:space="preserve"> 13.23 \times 10^6\ \text{votes}</w:t>
-      </w:r>
-      <w:proofErr w:type="spellStart"/>
-      <w:r>
-        <w:rPr>
-          <w:rFonts w:ascii="Times New Roman" w:eastAsia="Times New Roman" w:hAnsi="Times New Roman" w:cs="Times New Roman"/>
-          <w:kern w:val="0"/>
-          <w:sz w:val="24"/>
-          <w:szCs w:val="24"/>
-          <w:lang w:eastAsia="en-IN"/>
-          <w14:ligatures w14:val="none"/>
-        </w:rPr>
-        <w:t>Vavg</w:t>
-      </w:r>
-      <w:proofErr w:type="spellEnd"/>
-      <w:r>
-        <w:rPr>
-          <w:rFonts w:ascii="Times New Roman" w:eastAsia="Times New Roman" w:hAnsi="Times New Roman" w:cs="Times New Roman"/>
-          <w:kern w:val="0"/>
-          <w:sz w:val="24"/>
-          <w:szCs w:val="24"/>
-          <w:lang w:eastAsia="en-IN"/>
-          <w14:ligatures w14:val="none"/>
-        </w:rPr>
-        <w:t>​≈</w:t>
+        <w:t xml:space="preserve"> 13.23 \times 10^6\ \text{votes}Vavg​≈</w:t>
       </w:r>
       <w:proofErr w:type="spellStart"/>
       <w:r>
@@ -2678,7 +2844,6 @@
           <w:lang w:eastAsia="en-IN"/>
           <w14:ligatures w14:val="none"/>
         </w:rPr>
-        <w:lastRenderedPageBreak/>
         <w:t>Vpeak≈Bpeak×950×0.75≈28,435×713≈20.27×106 </w:t>
       </w:r>
       <w:proofErr w:type="spellStart"/>
@@ -3415,29 +3580,16 @@
           <w14:ligatures w14:val="none"/>
         </w:rPr>
       </w:pPr>
-      <w:proofErr w:type="gramStart"/>
-      <w:r>
-        <w:rPr>
-          <w:rFonts w:ascii="Times New Roman" w:eastAsia="Times New Roman" w:hAnsi="Times New Roman" w:cs="Times New Roman"/>
-          <w:kern w:val="0"/>
-          <w:sz w:val="24"/>
-          <w:szCs w:val="24"/>
-          <w:lang w:eastAsia="en-IN"/>
-          <w14:ligatures w14:val="none"/>
-        </w:rPr>
-        <w:t>That’s</w:t>
-      </w:r>
-      <w:proofErr w:type="gramEnd"/>
-      <w:r>
-        <w:rPr>
-          <w:rFonts w:ascii="Times New Roman" w:eastAsia="Times New Roman" w:hAnsi="Times New Roman" w:cs="Times New Roman"/>
-          <w:kern w:val="0"/>
-          <w:sz w:val="24"/>
-          <w:szCs w:val="24"/>
-          <w:lang w:eastAsia="en-IN"/>
-          <w14:ligatures w14:val="none"/>
-        </w:rPr>
-        <w:t xml:space="preserve"> a nice story: on this VM one RAFT shard is </w:t>
+      <w:r>
+        <w:rPr>
+          <w:rFonts w:ascii="Times New Roman" w:eastAsia="Times New Roman" w:hAnsi="Times New Roman" w:cs="Times New Roman"/>
+          <w:kern w:val="0"/>
+          <w:sz w:val="24"/>
+          <w:szCs w:val="24"/>
+          <w:lang w:eastAsia="en-IN"/>
+          <w14:ligatures w14:val="none"/>
+        </w:rPr>
+        <w:t xml:space="preserve">That’s a nice story: on this VM one RAFT shard is </w:t>
       </w:r>
       <w:r>
         <w:rPr>
@@ -3516,22 +3668,13 @@
           <w:lang w:eastAsia="en-IN"/>
           <w14:ligatures w14:val="none"/>
         </w:rPr>
+        <w:lastRenderedPageBreak/>
         <w:t>3. Profile 1 – Average-turnout phase (load test + latency target, RAFT-only)</w:t>
       </w:r>
     </w:p>
     <w:p>
       <w:pPr>
         <w:spacing w:before="100" w:beforeAutospacing="1" w:after="100" w:afterAutospacing="1" w:line="240" w:lineRule="auto"/>
-        <w:rPr>
-          <w:rFonts w:ascii="Times New Roman" w:eastAsia="Times New Roman" w:hAnsi="Times New Roman" w:cs="Times New Roman"/>
-          <w:kern w:val="0"/>
-          <w:sz w:val="24"/>
-          <w:szCs w:val="24"/>
-          <w:lang w:eastAsia="en-IN"/>
-          <w14:ligatures w14:val="none"/>
-        </w:rPr>
-      </w:pPr>
-      <w:r>
         <w:rPr>
           <w:rFonts w:ascii="Times New Roman" w:eastAsia="Times New Roman" w:hAnsi="Times New Roman" w:cs="Times New Roman"/>
           <w:b/>
@@ -3542,43 +3685,49 @@
           <w:lang w:eastAsia="en-IN"/>
           <w14:ligatures w14:val="none"/>
         </w:rPr>
-        <w:t>Goal:</w:t>
-      </w:r>
-      <w:r>
-        <w:rPr>
-          <w:rFonts w:ascii="Times New Roman" w:eastAsia="Times New Roman" w:hAnsi="Times New Roman" w:cs="Times New Roman"/>
-          <w:kern w:val="0"/>
-          <w:sz w:val="24"/>
-          <w:szCs w:val="24"/>
-          <w:lang w:eastAsia="en-IN"/>
-          <w14:ligatures w14:val="none"/>
-        </w:rPr>
-        <w:t xml:space="preserve"> mimic a </w:t>
-      </w:r>
-      <w:proofErr w:type="gramStart"/>
-      <w:r>
-        <w:rPr>
-          <w:rFonts w:ascii="Times New Roman" w:eastAsia="Times New Roman" w:hAnsi="Times New Roman" w:cs="Times New Roman"/>
-          <w:kern w:val="0"/>
-          <w:sz w:val="24"/>
-          <w:szCs w:val="24"/>
-          <w:lang w:eastAsia="en-IN"/>
-          <w14:ligatures w14:val="none"/>
-        </w:rPr>
-        <w:t>UP phase</w:t>
-      </w:r>
-      <w:proofErr w:type="gramEnd"/>
-      <w:r>
-        <w:rPr>
-          <w:rFonts w:ascii="Times New Roman" w:eastAsia="Times New Roman" w:hAnsi="Times New Roman" w:cs="Times New Roman"/>
-          <w:kern w:val="0"/>
-          <w:sz w:val="24"/>
-          <w:szCs w:val="24"/>
-          <w:lang w:eastAsia="en-IN"/>
-          <w14:ligatures w14:val="none"/>
-        </w:rPr>
-        <w:t xml:space="preserve"> day with </w:t>
-      </w:r>
+      </w:pPr>
+    </w:p>
+    <w:p>
+      <w:pPr>
+        <w:spacing w:before="100" w:beforeAutospacing="1" w:after="100" w:afterAutospacing="1" w:line="240" w:lineRule="auto"/>
+        <w:jc w:val="both"/>
+        <w:rPr>
+          <w:rFonts w:ascii="Times New Roman" w:eastAsia="Times New Roman" w:hAnsi="Times New Roman" w:cs="Times New Roman"/>
+          <w:i/>
+          <w:iCs/>
+          <w:kern w:val="0"/>
+          <w:sz w:val="24"/>
+          <w:szCs w:val="24"/>
+          <w:lang w:eastAsia="en-IN"/>
+          <w14:ligatures w14:val="none"/>
+        </w:rPr>
+      </w:pPr>
+      <w:r>
+        <w:rPr>
+          <w:rFonts w:ascii="Times New Roman" w:eastAsia="Times New Roman" w:hAnsi="Times New Roman" w:cs="Times New Roman"/>
+          <w:i/>
+          <w:iCs/>
+          <w:kern w:val="0"/>
+          <w:sz w:val="24"/>
+          <w:szCs w:val="24"/>
+          <w:lang w:eastAsia="en-IN"/>
+          <w14:ligatures w14:val="none"/>
+        </w:rPr>
+        <w:t>Profile 1 models an average-turnout polling phase in which the required throughput remains well below the empirically observed RAFT saturation point. The chosen load setting is therefore intended to preserve clear headroom while still representing a meaningful election-day workload.</w:t>
+      </w:r>
+    </w:p>
+    <w:p>
+      <w:pPr>
+        <w:spacing w:before="100" w:beforeAutospacing="1" w:after="100" w:afterAutospacing="1" w:line="240" w:lineRule="auto"/>
+        <w:rPr>
+          <w:rFonts w:ascii="Times New Roman" w:eastAsia="Times New Roman" w:hAnsi="Times New Roman" w:cs="Times New Roman"/>
+          <w:kern w:val="0"/>
+          <w:sz w:val="24"/>
+          <w:szCs w:val="24"/>
+          <w:lang w:eastAsia="en-IN"/>
+          <w14:ligatures w14:val="none"/>
+        </w:rPr>
+      </w:pPr>
       <w:r>
         <w:rPr>
           <w:rFonts w:ascii="Times New Roman" w:eastAsia="Times New Roman" w:hAnsi="Times New Roman" w:cs="Times New Roman"/>
@@ -3590,18 +3739,92 @@
           <w:lang w:eastAsia="en-IN"/>
           <w14:ligatures w14:val="none"/>
         </w:rPr>
-        <w:t>334 TPS average</w:t>
-      </w:r>
-      <w:r>
-        <w:rPr>
-          <w:rFonts w:ascii="Times New Roman" w:eastAsia="Times New Roman" w:hAnsi="Times New Roman" w:cs="Times New Roman"/>
-          <w:kern w:val="0"/>
-          <w:sz w:val="24"/>
-          <w:szCs w:val="24"/>
-          <w:lang w:eastAsia="en-IN"/>
-          <w14:ligatures w14:val="none"/>
-        </w:rPr>
-        <w:t>, but keep latency reasonable and avoid over-saturating RAFT.</w:t>
+        <w:t>Goal:</w:t>
+      </w:r>
+      <w:r>
+        <w:rPr>
+          <w:rFonts w:ascii="Times New Roman" w:eastAsia="Times New Roman" w:hAnsi="Times New Roman" w:cs="Times New Roman"/>
+          <w:kern w:val="0"/>
+          <w:sz w:val="24"/>
+          <w:szCs w:val="24"/>
+          <w:lang w:eastAsia="en-IN"/>
+          <w14:ligatures w14:val="none"/>
+        </w:rPr>
+        <w:t xml:space="preserve"> mimic a </w:t>
+      </w:r>
+      <w:proofErr w:type="gramStart"/>
+      <w:r>
+        <w:rPr>
+          <w:rFonts w:ascii="Times New Roman" w:eastAsia="Times New Roman" w:hAnsi="Times New Roman" w:cs="Times New Roman"/>
+          <w:kern w:val="0"/>
+          <w:sz w:val="24"/>
+          <w:szCs w:val="24"/>
+          <w:lang w:eastAsia="en-IN"/>
+          <w14:ligatures w14:val="none"/>
+        </w:rPr>
+        <w:t>UP phase</w:t>
+      </w:r>
+      <w:proofErr w:type="gramEnd"/>
+      <w:r>
+        <w:rPr>
+          <w:rFonts w:ascii="Times New Roman" w:eastAsia="Times New Roman" w:hAnsi="Times New Roman" w:cs="Times New Roman"/>
+          <w:kern w:val="0"/>
+          <w:sz w:val="24"/>
+          <w:szCs w:val="24"/>
+          <w:lang w:eastAsia="en-IN"/>
+          <w14:ligatures w14:val="none"/>
+        </w:rPr>
+        <w:t xml:space="preserve"> day with </w:t>
+      </w:r>
+      <w:r>
+        <w:rPr>
+          <w:rFonts w:ascii="Times New Roman" w:eastAsia="Times New Roman" w:hAnsi="Times New Roman" w:cs="Times New Roman"/>
+          <w:b/>
+          <w:bCs/>
+          <w:kern w:val="0"/>
+          <w:sz w:val="24"/>
+          <w:szCs w:val="24"/>
+          <w:lang w:eastAsia="en-IN"/>
+          <w14:ligatures w14:val="none"/>
+        </w:rPr>
+        <w:t xml:space="preserve">334 TPS </w:t>
+      </w:r>
+      <w:proofErr w:type="gramStart"/>
+      <w:r>
+        <w:rPr>
+          <w:rFonts w:ascii="Times New Roman" w:eastAsia="Times New Roman" w:hAnsi="Times New Roman" w:cs="Times New Roman"/>
+          <w:b/>
+          <w:bCs/>
+          <w:kern w:val="0"/>
+          <w:sz w:val="24"/>
+          <w:szCs w:val="24"/>
+          <w:lang w:eastAsia="en-IN"/>
+          <w14:ligatures w14:val="none"/>
+        </w:rPr>
+        <w:t>average</w:t>
+      </w:r>
+      <w:r>
+        <w:rPr>
+          <w:rFonts w:ascii="Times New Roman" w:eastAsia="Times New Roman" w:hAnsi="Times New Roman" w:cs="Times New Roman"/>
+          <w:kern w:val="0"/>
+          <w:sz w:val="24"/>
+          <w:szCs w:val="24"/>
+          <w:lang w:eastAsia="en-IN"/>
+          <w14:ligatures w14:val="none"/>
+        </w:rPr>
+        <w:t>, but</w:t>
+      </w:r>
+      <w:proofErr w:type="gramEnd"/>
+      <w:r>
+        <w:rPr>
+          <w:rFonts w:ascii="Times New Roman" w:eastAsia="Times New Roman" w:hAnsi="Times New Roman" w:cs="Times New Roman"/>
+          <w:kern w:val="0"/>
+          <w:sz w:val="24"/>
+          <w:szCs w:val="24"/>
+          <w:lang w:eastAsia="en-IN"/>
+          <w14:ligatures w14:val="none"/>
+        </w:rPr>
+        <w:t xml:space="preserve"> keep latency reasonable and avoid over-saturating RAFT.</w:t>
       </w:r>
     </w:p>
     <w:p>
@@ -3969,7 +4192,55 @@
           <w:lang w:eastAsia="en-IN"/>
           <w14:ligatures w14:val="none"/>
         </w:rPr>
-        <w:t>=TPSavg×Wtarget≈334×8≈2672 in-flight </w:t>
+        <w:t>=TPSavg×Wtarget≈334×8≈2672 in-flight txC_{\text{</w:t>
+      </w:r>
+      <w:proofErr w:type="gramStart"/>
+      <w:r>
+        <w:rPr>
+          <w:rFonts w:ascii="Times New Roman" w:eastAsia="Times New Roman" w:hAnsi="Times New Roman" w:cs="Times New Roman"/>
+          <w:kern w:val="0"/>
+          <w:sz w:val="24"/>
+          <w:szCs w:val="24"/>
+          <w:lang w:eastAsia="en-IN"/>
+          <w14:ligatures w14:val="none"/>
+        </w:rPr>
+        <w:t>avg,target</w:t>
+      </w:r>
+      <w:proofErr w:type="gramEnd"/>
+      <w:r>
+        <w:rPr>
+          <w:rFonts w:ascii="Times New Roman" w:eastAsia="Times New Roman" w:hAnsi="Times New Roman" w:cs="Times New Roman"/>
+          <w:kern w:val="0"/>
+          <w:sz w:val="24"/>
+          <w:szCs w:val="24"/>
+          <w:lang w:eastAsia="en-IN"/>
+          <w14:ligatures w14:val="none"/>
+        </w:rPr>
+        <w:t>}} = \</w:t>
+      </w:r>
+      <w:proofErr w:type="gramStart"/>
+      <w:r>
+        <w:rPr>
+          <w:rFonts w:ascii="Times New Roman" w:eastAsia="Times New Roman" w:hAnsi="Times New Roman" w:cs="Times New Roman"/>
+          <w:kern w:val="0"/>
+          <w:sz w:val="24"/>
+          <w:szCs w:val="24"/>
+          <w:lang w:eastAsia="en-IN"/>
+          <w14:ligatures w14:val="none"/>
+        </w:rPr>
+        <w:t>text{</w:t>
+      </w:r>
+      <w:proofErr w:type="gramEnd"/>
+      <w:r>
+        <w:rPr>
+          <w:rFonts w:ascii="Times New Roman" w:eastAsia="Times New Roman" w:hAnsi="Times New Roman" w:cs="Times New Roman"/>
+          <w:kern w:val="0"/>
+          <w:sz w:val="24"/>
+          <w:szCs w:val="24"/>
+          <w:lang w:eastAsia="en-IN"/>
+          <w14:ligatures w14:val="none"/>
+        </w:rPr>
+        <w:t>TPS}_{\text{</w:t>
       </w:r>
       <w:proofErr w:type="spellStart"/>
       <w:r>
@@ -3981,7 +4252,7 @@
           <w:lang w:eastAsia="en-IN"/>
           <w14:ligatures w14:val="none"/>
         </w:rPr>
-        <w:t>txC</w:t>
+        <w:t>avg</w:t>
       </w:r>
       <w:proofErr w:type="spellEnd"/>
       <w:r>
@@ -3993,7 +4264,79 @@
           <w:lang w:eastAsia="en-IN"/>
           <w14:ligatures w14:val="none"/>
         </w:rPr>
-        <w:t>_{\text{</w:t>
+        <w:t>}} \times W_{\text{target}} \</w:t>
+      </w:r>
+      <w:proofErr w:type="spellStart"/>
+      <w:r>
+        <w:rPr>
+          <w:rFonts w:ascii="Times New Roman" w:eastAsia="Times New Roman" w:hAnsi="Times New Roman" w:cs="Times New Roman"/>
+          <w:kern w:val="0"/>
+          <w:sz w:val="24"/>
+          <w:szCs w:val="24"/>
+          <w:lang w:eastAsia="en-IN"/>
+          <w14:ligatures w14:val="none"/>
+        </w:rPr>
+        <w:t>approx</w:t>
+      </w:r>
+      <w:proofErr w:type="spellEnd"/>
+      <w:r>
+        <w:rPr>
+          <w:rFonts w:ascii="Times New Roman" w:eastAsia="Times New Roman" w:hAnsi="Times New Roman" w:cs="Times New Roman"/>
+          <w:kern w:val="0"/>
+          <w:sz w:val="24"/>
+          <w:szCs w:val="24"/>
+          <w:lang w:eastAsia="en-IN"/>
+          <w14:ligatures w14:val="none"/>
+        </w:rPr>
+        <w:t xml:space="preserve"> 334 \times 8 \</w:t>
+      </w:r>
+      <w:proofErr w:type="spellStart"/>
+      <w:r>
+        <w:rPr>
+          <w:rFonts w:ascii="Times New Roman" w:eastAsia="Times New Roman" w:hAnsi="Times New Roman" w:cs="Times New Roman"/>
+          <w:kern w:val="0"/>
+          <w:sz w:val="24"/>
+          <w:szCs w:val="24"/>
+          <w:lang w:eastAsia="en-IN"/>
+          <w14:ligatures w14:val="none"/>
+        </w:rPr>
+        <w:t>approx</w:t>
+      </w:r>
+      <w:proofErr w:type="spellEnd"/>
+      <w:r>
+        <w:rPr>
+          <w:rFonts w:ascii="Times New Roman" w:eastAsia="Times New Roman" w:hAnsi="Times New Roman" w:cs="Times New Roman"/>
+          <w:kern w:val="0"/>
+          <w:sz w:val="24"/>
+          <w:szCs w:val="24"/>
+          <w:lang w:eastAsia="en-IN"/>
+          <w14:ligatures w14:val="none"/>
+        </w:rPr>
+        <w:t xml:space="preserve"> 2672\ \</w:t>
+      </w:r>
+      <w:proofErr w:type="gramStart"/>
+      <w:r>
+        <w:rPr>
+          <w:rFonts w:ascii="Times New Roman" w:eastAsia="Times New Roman" w:hAnsi="Times New Roman" w:cs="Times New Roman"/>
+          <w:kern w:val="0"/>
+          <w:sz w:val="24"/>
+          <w:szCs w:val="24"/>
+          <w:lang w:eastAsia="en-IN"/>
+          <w14:ligatures w14:val="none"/>
+        </w:rPr>
+        <w:t>text{</w:t>
+      </w:r>
+      <w:proofErr w:type="gramEnd"/>
+      <w:r>
+        <w:rPr>
+          <w:rFonts w:ascii="Times New Roman" w:eastAsia="Times New Roman" w:hAnsi="Times New Roman" w:cs="Times New Roman"/>
+          <w:kern w:val="0"/>
+          <w:sz w:val="24"/>
+          <w:szCs w:val="24"/>
+          <w:lang w:eastAsia="en-IN"/>
+          <w14:ligatures w14:val="none"/>
+        </w:rPr>
+        <w:t xml:space="preserve">in-flight </w:t>
       </w:r>
       <w:proofErr w:type="spellStart"/>
       <w:proofErr w:type="gramStart"/>
@@ -4006,9 +4349,32 @@
           <w:lang w:eastAsia="en-IN"/>
           <w14:ligatures w14:val="none"/>
         </w:rPr>
-        <w:t>avg,target</w:t>
+        <w:t>tx</w:t>
       </w:r>
       <w:proofErr w:type="spellEnd"/>
+      <w:r>
+        <w:rPr>
+          <w:rFonts w:ascii="Times New Roman" w:eastAsia="Times New Roman" w:hAnsi="Times New Roman" w:cs="Times New Roman"/>
+          <w:kern w:val="0"/>
+          <w:sz w:val="24"/>
+          <w:szCs w:val="24"/>
+          <w:lang w:eastAsia="en-IN"/>
+          <w14:ligatures w14:val="none"/>
+        </w:rPr>
+        <w:t>}</w:t>
+      </w:r>
+      <w:proofErr w:type="spellStart"/>
+      <w:r>
+        <w:rPr>
+          <w:rFonts w:ascii="Times New Roman" w:eastAsia="Times New Roman" w:hAnsi="Times New Roman" w:cs="Times New Roman"/>
+          <w:kern w:val="0"/>
+          <w:sz w:val="24"/>
+          <w:szCs w:val="24"/>
+          <w:lang w:eastAsia="en-IN"/>
+          <w14:ligatures w14:val="none"/>
+        </w:rPr>
+        <w:t>Cavg</w:t>
+      </w:r>
       <w:proofErr w:type="gramEnd"/>
       <w:r>
         <w:rPr>
@@ -4019,8 +4385,105 @@
           <w:lang w:eastAsia="en-IN"/>
           <w14:ligatures w14:val="none"/>
         </w:rPr>
-        <w:t>}} = \</w:t>
-      </w:r>
+        <w:t>,target</w:t>
+      </w:r>
+      <w:proofErr w:type="spellEnd"/>
+      <w:r>
+        <w:rPr>
+          <w:rFonts w:ascii="Times New Roman" w:eastAsia="Times New Roman" w:hAnsi="Times New Roman" w:cs="Times New Roman"/>
+          <w:kern w:val="0"/>
+          <w:sz w:val="24"/>
+          <w:szCs w:val="24"/>
+          <w:lang w:eastAsia="en-IN"/>
+          <w14:ligatures w14:val="none"/>
+        </w:rPr>
+        <w:t>​=</w:t>
+      </w:r>
+      <w:proofErr w:type="spellStart"/>
+      <w:r>
+        <w:rPr>
+          <w:rFonts w:ascii="Times New Roman" w:eastAsia="Times New Roman" w:hAnsi="Times New Roman" w:cs="Times New Roman"/>
+          <w:kern w:val="0"/>
+          <w:sz w:val="24"/>
+          <w:szCs w:val="24"/>
+          <w:lang w:eastAsia="en-IN"/>
+          <w14:ligatures w14:val="none"/>
+        </w:rPr>
+        <w:t>TPSavg</w:t>
+      </w:r>
+      <w:proofErr w:type="spellEnd"/>
+      <w:r>
+        <w:rPr>
+          <w:rFonts w:ascii="Times New Roman" w:eastAsia="Times New Roman" w:hAnsi="Times New Roman" w:cs="Times New Roman"/>
+          <w:kern w:val="0"/>
+          <w:sz w:val="24"/>
+          <w:szCs w:val="24"/>
+          <w:lang w:eastAsia="en-IN"/>
+          <w14:ligatures w14:val="none"/>
+        </w:rPr>
+        <w:t>​×</w:t>
+      </w:r>
+      <w:proofErr w:type="spellStart"/>
+      <w:r>
+        <w:rPr>
+          <w:rFonts w:ascii="Times New Roman" w:eastAsia="Times New Roman" w:hAnsi="Times New Roman" w:cs="Times New Roman"/>
+          <w:kern w:val="0"/>
+          <w:sz w:val="24"/>
+          <w:szCs w:val="24"/>
+          <w:lang w:eastAsia="en-IN"/>
+          <w14:ligatures w14:val="none"/>
+        </w:rPr>
+        <w:t>Wtarget</w:t>
+      </w:r>
+      <w:proofErr w:type="spellEnd"/>
+      <w:r>
+        <w:rPr>
+          <w:rFonts w:ascii="Times New Roman" w:eastAsia="Times New Roman" w:hAnsi="Times New Roman" w:cs="Times New Roman"/>
+          <w:kern w:val="0"/>
+          <w:sz w:val="24"/>
+          <w:szCs w:val="24"/>
+          <w:lang w:eastAsia="en-IN"/>
+          <w14:ligatures w14:val="none"/>
+        </w:rPr>
+        <w:t>​≈334×8≈2672 in-flight </w:t>
+      </w:r>
+      <w:proofErr w:type="spellStart"/>
+      <w:r>
+        <w:rPr>
+          <w:rFonts w:ascii="Times New Roman" w:eastAsia="Times New Roman" w:hAnsi="Times New Roman" w:cs="Times New Roman"/>
+          <w:kern w:val="0"/>
+          <w:sz w:val="24"/>
+          <w:szCs w:val="24"/>
+          <w:lang w:eastAsia="en-IN"/>
+          <w14:ligatures w14:val="none"/>
+        </w:rPr>
+        <w:t>tx</w:t>
+      </w:r>
+      <w:proofErr w:type="spellEnd"/>
+      <w:r>
+        <w:rPr>
+          <w:rFonts w:ascii="Times New Roman" w:eastAsia="Times New Roman" w:hAnsi="Times New Roman" w:cs="Times New Roman"/>
+          <w:kern w:val="0"/>
+          <w:sz w:val="24"/>
+          <w:szCs w:val="24"/>
+          <w:lang w:eastAsia="en-IN"/>
+          <w14:ligatures w14:val="none"/>
+        </w:rPr>
+        <w:t xml:space="preserve"> </w:t>
+      </w:r>
+    </w:p>
+    <w:p>
+      <w:pPr>
+        <w:spacing w:before="100" w:beforeAutospacing="1" w:after="100" w:afterAutospacing="1" w:line="240" w:lineRule="auto"/>
+        <w:rPr>
+          <w:rFonts w:ascii="Times New Roman" w:eastAsia="Times New Roman" w:hAnsi="Times New Roman" w:cs="Times New Roman"/>
+          <w:kern w:val="0"/>
+          <w:sz w:val="24"/>
+          <w:szCs w:val="24"/>
+          <w:lang w:eastAsia="en-IN"/>
+          <w14:ligatures w14:val="none"/>
+        </w:rPr>
+      </w:pPr>
       <w:proofErr w:type="gramStart"/>
       <w:r>
         <w:rPr>
@@ -4031,273 +4494,6 @@
           <w:lang w:eastAsia="en-IN"/>
           <w14:ligatures w14:val="none"/>
         </w:rPr>
-        <w:t>text{</w:t>
-      </w:r>
-      <w:proofErr w:type="gramEnd"/>
-      <w:r>
-        <w:rPr>
-          <w:rFonts w:ascii="Times New Roman" w:eastAsia="Times New Roman" w:hAnsi="Times New Roman" w:cs="Times New Roman"/>
-          <w:kern w:val="0"/>
-          <w:sz w:val="24"/>
-          <w:szCs w:val="24"/>
-          <w:lang w:eastAsia="en-IN"/>
-          <w14:ligatures w14:val="none"/>
-        </w:rPr>
-        <w:t>TPS}_{\text{</w:t>
-      </w:r>
-      <w:proofErr w:type="spellStart"/>
-      <w:r>
-        <w:rPr>
-          <w:rFonts w:ascii="Times New Roman" w:eastAsia="Times New Roman" w:hAnsi="Times New Roman" w:cs="Times New Roman"/>
-          <w:kern w:val="0"/>
-          <w:sz w:val="24"/>
-          <w:szCs w:val="24"/>
-          <w:lang w:eastAsia="en-IN"/>
-          <w14:ligatures w14:val="none"/>
-        </w:rPr>
-        <w:t>avg</w:t>
-      </w:r>
-      <w:proofErr w:type="spellEnd"/>
-      <w:r>
-        <w:rPr>
-          <w:rFonts w:ascii="Times New Roman" w:eastAsia="Times New Roman" w:hAnsi="Times New Roman" w:cs="Times New Roman"/>
-          <w:kern w:val="0"/>
-          <w:sz w:val="24"/>
-          <w:szCs w:val="24"/>
-          <w:lang w:eastAsia="en-IN"/>
-          <w14:ligatures w14:val="none"/>
-        </w:rPr>
-        <w:t>}} \times W_{\text{target}} \</w:t>
-      </w:r>
-      <w:proofErr w:type="spellStart"/>
-      <w:r>
-        <w:rPr>
-          <w:rFonts w:ascii="Times New Roman" w:eastAsia="Times New Roman" w:hAnsi="Times New Roman" w:cs="Times New Roman"/>
-          <w:kern w:val="0"/>
-          <w:sz w:val="24"/>
-          <w:szCs w:val="24"/>
-          <w:lang w:eastAsia="en-IN"/>
-          <w14:ligatures w14:val="none"/>
-        </w:rPr>
-        <w:t>approx</w:t>
-      </w:r>
-      <w:proofErr w:type="spellEnd"/>
-      <w:r>
-        <w:rPr>
-          <w:rFonts w:ascii="Times New Roman" w:eastAsia="Times New Roman" w:hAnsi="Times New Roman" w:cs="Times New Roman"/>
-          <w:kern w:val="0"/>
-          <w:sz w:val="24"/>
-          <w:szCs w:val="24"/>
-          <w:lang w:eastAsia="en-IN"/>
-          <w14:ligatures w14:val="none"/>
-        </w:rPr>
-        <w:t xml:space="preserve"> 334 \times 8 \</w:t>
-      </w:r>
-      <w:proofErr w:type="spellStart"/>
-      <w:r>
-        <w:rPr>
-          <w:rFonts w:ascii="Times New Roman" w:eastAsia="Times New Roman" w:hAnsi="Times New Roman" w:cs="Times New Roman"/>
-          <w:kern w:val="0"/>
-          <w:sz w:val="24"/>
-          <w:szCs w:val="24"/>
-          <w:lang w:eastAsia="en-IN"/>
-          <w14:ligatures w14:val="none"/>
-        </w:rPr>
-        <w:t>approx</w:t>
-      </w:r>
-      <w:proofErr w:type="spellEnd"/>
-      <w:r>
-        <w:rPr>
-          <w:rFonts w:ascii="Times New Roman" w:eastAsia="Times New Roman" w:hAnsi="Times New Roman" w:cs="Times New Roman"/>
-          <w:kern w:val="0"/>
-          <w:sz w:val="24"/>
-          <w:szCs w:val="24"/>
-          <w:lang w:eastAsia="en-IN"/>
-          <w14:ligatures w14:val="none"/>
-        </w:rPr>
-        <w:t xml:space="preserve"> 2672\ \</w:t>
-      </w:r>
-      <w:proofErr w:type="gramStart"/>
-      <w:r>
-        <w:rPr>
-          <w:rFonts w:ascii="Times New Roman" w:eastAsia="Times New Roman" w:hAnsi="Times New Roman" w:cs="Times New Roman"/>
-          <w:kern w:val="0"/>
-          <w:sz w:val="24"/>
-          <w:szCs w:val="24"/>
-          <w:lang w:eastAsia="en-IN"/>
-          <w14:ligatures w14:val="none"/>
-        </w:rPr>
-        <w:t>text{</w:t>
-      </w:r>
-      <w:proofErr w:type="gramEnd"/>
-      <w:r>
-        <w:rPr>
-          <w:rFonts w:ascii="Times New Roman" w:eastAsia="Times New Roman" w:hAnsi="Times New Roman" w:cs="Times New Roman"/>
-          <w:kern w:val="0"/>
-          <w:sz w:val="24"/>
-          <w:szCs w:val="24"/>
-          <w:lang w:eastAsia="en-IN"/>
-          <w14:ligatures w14:val="none"/>
-        </w:rPr>
-        <w:t xml:space="preserve">in-flight </w:t>
-      </w:r>
-      <w:proofErr w:type="spellStart"/>
-      <w:proofErr w:type="gramStart"/>
-      <w:r>
-        <w:rPr>
-          <w:rFonts w:ascii="Times New Roman" w:eastAsia="Times New Roman" w:hAnsi="Times New Roman" w:cs="Times New Roman"/>
-          <w:kern w:val="0"/>
-          <w:sz w:val="24"/>
-          <w:szCs w:val="24"/>
-          <w:lang w:eastAsia="en-IN"/>
-          <w14:ligatures w14:val="none"/>
-        </w:rPr>
-        <w:t>tx</w:t>
-      </w:r>
-      <w:proofErr w:type="spellEnd"/>
-      <w:r>
-        <w:rPr>
-          <w:rFonts w:ascii="Times New Roman" w:eastAsia="Times New Roman" w:hAnsi="Times New Roman" w:cs="Times New Roman"/>
-          <w:kern w:val="0"/>
-          <w:sz w:val="24"/>
-          <w:szCs w:val="24"/>
-          <w:lang w:eastAsia="en-IN"/>
-          <w14:ligatures w14:val="none"/>
-        </w:rPr>
-        <w:t>}</w:t>
-      </w:r>
-      <w:proofErr w:type="spellStart"/>
-      <w:r>
-        <w:rPr>
-          <w:rFonts w:ascii="Times New Roman" w:eastAsia="Times New Roman" w:hAnsi="Times New Roman" w:cs="Times New Roman"/>
-          <w:kern w:val="0"/>
-          <w:sz w:val="24"/>
-          <w:szCs w:val="24"/>
-          <w:lang w:eastAsia="en-IN"/>
-          <w14:ligatures w14:val="none"/>
-        </w:rPr>
-        <w:t>Cavg</w:t>
-      </w:r>
-      <w:proofErr w:type="gramEnd"/>
-      <w:r>
-        <w:rPr>
-          <w:rFonts w:ascii="Times New Roman" w:eastAsia="Times New Roman" w:hAnsi="Times New Roman" w:cs="Times New Roman"/>
-          <w:kern w:val="0"/>
-          <w:sz w:val="24"/>
-          <w:szCs w:val="24"/>
-          <w:lang w:eastAsia="en-IN"/>
-          <w14:ligatures w14:val="none"/>
-        </w:rPr>
-        <w:t>,target</w:t>
-      </w:r>
-      <w:proofErr w:type="spellEnd"/>
-      <w:r>
-        <w:rPr>
-          <w:rFonts w:ascii="Times New Roman" w:eastAsia="Times New Roman" w:hAnsi="Times New Roman" w:cs="Times New Roman"/>
-          <w:kern w:val="0"/>
-          <w:sz w:val="24"/>
-          <w:szCs w:val="24"/>
-          <w:lang w:eastAsia="en-IN"/>
-          <w14:ligatures w14:val="none"/>
-        </w:rPr>
-        <w:t>​=</w:t>
-      </w:r>
-      <w:proofErr w:type="spellStart"/>
-      <w:r>
-        <w:rPr>
-          <w:rFonts w:ascii="Times New Roman" w:eastAsia="Times New Roman" w:hAnsi="Times New Roman" w:cs="Times New Roman"/>
-          <w:kern w:val="0"/>
-          <w:sz w:val="24"/>
-          <w:szCs w:val="24"/>
-          <w:lang w:eastAsia="en-IN"/>
-          <w14:ligatures w14:val="none"/>
-        </w:rPr>
-        <w:t>TPSavg</w:t>
-      </w:r>
-      <w:proofErr w:type="spellEnd"/>
-      <w:r>
-        <w:rPr>
-          <w:rFonts w:ascii="Times New Roman" w:eastAsia="Times New Roman" w:hAnsi="Times New Roman" w:cs="Times New Roman"/>
-          <w:kern w:val="0"/>
-          <w:sz w:val="24"/>
-          <w:szCs w:val="24"/>
-          <w:lang w:eastAsia="en-IN"/>
-          <w14:ligatures w14:val="none"/>
-        </w:rPr>
-        <w:t>​×</w:t>
-      </w:r>
-      <w:proofErr w:type="spellStart"/>
-      <w:r>
-        <w:rPr>
-          <w:rFonts w:ascii="Times New Roman" w:eastAsia="Times New Roman" w:hAnsi="Times New Roman" w:cs="Times New Roman"/>
-          <w:kern w:val="0"/>
-          <w:sz w:val="24"/>
-          <w:szCs w:val="24"/>
-          <w:lang w:eastAsia="en-IN"/>
-          <w14:ligatures w14:val="none"/>
-        </w:rPr>
-        <w:t>Wtarget</w:t>
-      </w:r>
-      <w:proofErr w:type="spellEnd"/>
-      <w:r>
-        <w:rPr>
-          <w:rFonts w:ascii="Times New Roman" w:eastAsia="Times New Roman" w:hAnsi="Times New Roman" w:cs="Times New Roman"/>
-          <w:kern w:val="0"/>
-          <w:sz w:val="24"/>
-          <w:szCs w:val="24"/>
-          <w:lang w:eastAsia="en-IN"/>
-          <w14:ligatures w14:val="none"/>
-        </w:rPr>
-        <w:t>​≈334×8≈2672 in-flight </w:t>
-      </w:r>
-      <w:proofErr w:type="spellStart"/>
-      <w:r>
-        <w:rPr>
-          <w:rFonts w:ascii="Times New Roman" w:eastAsia="Times New Roman" w:hAnsi="Times New Roman" w:cs="Times New Roman"/>
-          <w:kern w:val="0"/>
-          <w:sz w:val="24"/>
-          <w:szCs w:val="24"/>
-          <w:lang w:eastAsia="en-IN"/>
-          <w14:ligatures w14:val="none"/>
-        </w:rPr>
-        <w:t>tx</w:t>
-      </w:r>
-      <w:proofErr w:type="spellEnd"/>
-      <w:r>
-        <w:rPr>
-          <w:rFonts w:ascii="Times New Roman" w:eastAsia="Times New Roman" w:hAnsi="Times New Roman" w:cs="Times New Roman"/>
-          <w:kern w:val="0"/>
-          <w:sz w:val="24"/>
-          <w:szCs w:val="24"/>
-          <w:lang w:eastAsia="en-IN"/>
-          <w14:ligatures w14:val="none"/>
-        </w:rPr>
-        <w:t xml:space="preserve"> </w:t>
-      </w:r>
-    </w:p>
-    <w:p>
-      <w:pPr>
-        <w:spacing w:before="100" w:beforeAutospacing="1" w:after="100" w:afterAutospacing="1" w:line="240" w:lineRule="auto"/>
-        <w:rPr>
-          <w:rFonts w:ascii="Times New Roman" w:eastAsia="Times New Roman" w:hAnsi="Times New Roman" w:cs="Times New Roman"/>
-          <w:kern w:val="0"/>
-          <w:sz w:val="24"/>
-          <w:szCs w:val="24"/>
-          <w:lang w:eastAsia="en-IN"/>
-          <w14:ligatures w14:val="none"/>
-        </w:rPr>
-      </w:pPr>
-      <w:proofErr w:type="gramStart"/>
-      <w:r>
-        <w:rPr>
-          <w:rFonts w:ascii="Times New Roman" w:eastAsia="Times New Roman" w:hAnsi="Times New Roman" w:cs="Times New Roman"/>
-          <w:kern w:val="0"/>
-          <w:sz w:val="24"/>
-          <w:szCs w:val="24"/>
-          <w:lang w:eastAsia="en-IN"/>
-          <w14:ligatures w14:val="none"/>
-        </w:rPr>
-        <w:lastRenderedPageBreak/>
         <w:t>So</w:t>
       </w:r>
       <w:proofErr w:type="gramEnd"/>
@@ -4774,6 +4970,7 @@
           <w:lang w:eastAsia="en-IN"/>
           <w14:ligatures w14:val="none"/>
         </w:rPr>
+        <w:lastRenderedPageBreak/>
         <w:t>export MAX_CONCURRENCY=2048</w:t>
       </w:r>
     </w:p>
@@ -5570,7 +5767,6 @@
           <w:lang w:eastAsia="en-IN"/>
           <w14:ligatures w14:val="none"/>
         </w:rPr>
-        <w:lastRenderedPageBreak/>
         <w:t xml:space="preserve">Now the </w:t>
       </w:r>
       <w:r>
@@ -6140,6 +6336,7 @@
           <w:lang w:eastAsia="en-IN"/>
           <w14:ligatures w14:val="none"/>
         </w:rPr>
+        <w:lastRenderedPageBreak/>
         <w:t>Per runner (4 processes):</w:t>
       </w:r>
     </w:p>
@@ -6275,29 +6472,16 @@
           <w14:ligatures w14:val="none"/>
         </w:rPr>
       </w:pPr>
-      <w:proofErr w:type="gramStart"/>
-      <w:r>
-        <w:rPr>
-          <w:rFonts w:ascii="Times New Roman" w:eastAsia="Times New Roman" w:hAnsi="Times New Roman" w:cs="Times New Roman"/>
-          <w:kern w:val="0"/>
-          <w:sz w:val="24"/>
-          <w:szCs w:val="24"/>
-          <w:lang w:eastAsia="en-IN"/>
-          <w14:ligatures w14:val="none"/>
-        </w:rPr>
-        <w:t>That’s</w:t>
-      </w:r>
-      <w:proofErr w:type="gramEnd"/>
-      <w:r>
-        <w:rPr>
-          <w:rFonts w:ascii="Times New Roman" w:eastAsia="Times New Roman" w:hAnsi="Times New Roman" w:cs="Times New Roman"/>
-          <w:kern w:val="0"/>
-          <w:sz w:val="24"/>
-          <w:szCs w:val="24"/>
-          <w:lang w:eastAsia="en-IN"/>
-          <w14:ligatures w14:val="none"/>
-        </w:rPr>
-        <w:t xml:space="preserve"> conveniently below your current </w:t>
+      <w:r>
+        <w:rPr>
+          <w:rFonts w:ascii="Times New Roman" w:eastAsia="Times New Roman" w:hAnsi="Times New Roman" w:cs="Times New Roman"/>
+          <w:kern w:val="0"/>
+          <w:sz w:val="24"/>
+          <w:szCs w:val="24"/>
+          <w:lang w:eastAsia="en-IN"/>
+          <w14:ligatures w14:val="none"/>
+        </w:rPr>
+        <w:t xml:space="preserve">That’s conveniently below your current </w:t>
       </w:r>
       <w:r>
         <w:rPr>
@@ -7118,31 +7302,7 @@
           <w:lang w:eastAsia="en-IN"/>
           <w14:ligatures w14:val="none"/>
         </w:rPr>
-        <w:t xml:space="preserve"> (better than the ~19 s at full load, because </w:t>
-      </w:r>
-      <w:proofErr w:type="gramStart"/>
-      <w:r>
-        <w:rPr>
-          <w:rFonts w:ascii="Times New Roman" w:eastAsia="Times New Roman" w:hAnsi="Times New Roman" w:cs="Times New Roman"/>
-          <w:kern w:val="0"/>
-          <w:sz w:val="24"/>
-          <w:szCs w:val="24"/>
-          <w:lang w:eastAsia="en-IN"/>
-          <w14:ligatures w14:val="none"/>
-        </w:rPr>
-        <w:t>we’re</w:t>
-      </w:r>
-      <w:proofErr w:type="gramEnd"/>
-      <w:r>
-        <w:rPr>
-          <w:rFonts w:ascii="Times New Roman" w:eastAsia="Times New Roman" w:hAnsi="Times New Roman" w:cs="Times New Roman"/>
-          <w:kern w:val="0"/>
-          <w:sz w:val="24"/>
-          <w:szCs w:val="24"/>
-          <w:lang w:eastAsia="en-IN"/>
-          <w14:ligatures w14:val="none"/>
-        </w:rPr>
-        <w:t xml:space="preserve"> not pushing 800+ TPS).</w:t>
+        <w:t xml:space="preserve"> (better than the ~19 s at full load, because we’re not pushing 800+ TPS).</w:t>
       </w:r>
     </w:p>
     <w:p>
@@ -7168,7 +7328,6 @@
           <w:lang w:eastAsia="en-IN"/>
           <w14:ligatures w14:val="none"/>
         </w:rPr>
-        <w:lastRenderedPageBreak/>
         <w:t>Text you can use:</w:t>
       </w:r>
     </w:p>
@@ -7272,6 +7431,7 @@
           <w:lang w:eastAsia="en-IN"/>
           <w14:ligatures w14:val="none"/>
         </w:rPr>
+        <w:lastRenderedPageBreak/>
         <w:t xml:space="preserve">The hypothetical </w:t>
       </w:r>
       <w:r>
@@ -8134,7 +8294,6 @@
           <w:lang w:eastAsia="en-IN"/>
           <w14:ligatures w14:val="none"/>
         </w:rPr>
-        <w:lastRenderedPageBreak/>
         <w:t>That keeps the “all-booths-at-once” story but does not overclaim.</w:t>
       </w:r>
     </w:p>
@@ -8474,6 +8633,7 @@
           <w:lang w:eastAsia="en-IN"/>
           <w14:ligatures w14:val="none"/>
         </w:rPr>
+        <w:lastRenderedPageBreak/>
         <w:t>SmartBFT</w:t>
       </w:r>
       <w:proofErr w:type="spellEnd"/>
@@ -8805,31 +8965,7 @@
           <w:lang w:eastAsia="en-IN"/>
           <w14:ligatures w14:val="none"/>
         </w:rPr>
-        <w:t xml:space="preserve"> phases, plus view-change machinery. </w:t>
-      </w:r>
-      <w:proofErr w:type="gramStart"/>
-      <w:r>
-        <w:rPr>
-          <w:rFonts w:ascii="Times New Roman" w:eastAsia="Times New Roman" w:hAnsi="Times New Roman" w:cs="Times New Roman"/>
-          <w:kern w:val="0"/>
-          <w:sz w:val="24"/>
-          <w:szCs w:val="24"/>
-          <w:lang w:eastAsia="en-IN"/>
-          <w14:ligatures w14:val="none"/>
-        </w:rPr>
-        <w:t>That’s</w:t>
-      </w:r>
-      <w:proofErr w:type="gramEnd"/>
-      <w:r>
-        <w:rPr>
-          <w:rFonts w:ascii="Times New Roman" w:eastAsia="Times New Roman" w:hAnsi="Times New Roman" w:cs="Times New Roman"/>
-          <w:kern w:val="0"/>
-          <w:sz w:val="24"/>
-          <w:szCs w:val="24"/>
-          <w:lang w:eastAsia="en-IN"/>
-          <w14:ligatures w14:val="none"/>
-        </w:rPr>
-        <w:t xml:space="preserve"> </w:t>
+        <w:t xml:space="preserve"> phases, plus view-change machinery. That’s </w:t>
       </w:r>
       <w:r>
         <w:rPr>
@@ -8948,44 +9084,18 @@
           <w:lang w:eastAsia="en-IN"/>
           <w14:ligatures w14:val="none"/>
         </w:rPr>
-        <w:t>“slower than Raft, mainly due to the lack of pipelining</w:t>
-      </w:r>
-      <w:proofErr w:type="gramStart"/>
-      <w:r>
-        <w:rPr>
-          <w:rFonts w:ascii="Times New Roman" w:eastAsia="Times New Roman" w:hAnsi="Times New Roman" w:cs="Times New Roman"/>
-          <w:b/>
-          <w:bCs/>
-          <w:kern w:val="0"/>
-          <w:sz w:val="24"/>
-          <w:szCs w:val="24"/>
-          <w:lang w:eastAsia="en-IN"/>
-          <w14:ligatures w14:val="none"/>
-        </w:rPr>
-        <w:t>”</w:t>
-      </w:r>
-      <w:r>
-        <w:rPr>
-          <w:rFonts w:ascii="Times New Roman" w:eastAsia="Times New Roman" w:hAnsi="Times New Roman" w:cs="Times New Roman"/>
-          <w:kern w:val="0"/>
-          <w:sz w:val="24"/>
-          <w:szCs w:val="24"/>
-          <w:lang w:eastAsia="en-IN"/>
-          <w14:ligatures w14:val="none"/>
-        </w:rPr>
-        <w:t>,</w:t>
-      </w:r>
-      <w:proofErr w:type="gramEnd"/>
-      <w:r>
-        <w:rPr>
-          <w:rFonts w:ascii="Times New Roman" w:eastAsia="Times New Roman" w:hAnsi="Times New Roman" w:cs="Times New Roman"/>
-          <w:kern w:val="0"/>
-          <w:sz w:val="24"/>
-          <w:szCs w:val="24"/>
-          <w:lang w:eastAsia="en-IN"/>
-          <w14:ligatures w14:val="none"/>
-        </w:rPr>
-        <w:t xml:space="preserve"> even though it is still much faster than PoW-based consensus.</w:t>
+        <w:t>“slower than Raft, mainly due to the lack of pipelining”</w:t>
+      </w:r>
+      <w:r>
+        <w:rPr>
+          <w:rFonts w:ascii="Times New Roman" w:eastAsia="Times New Roman" w:hAnsi="Times New Roman" w:cs="Times New Roman"/>
+          <w:kern w:val="0"/>
+          <w:sz w:val="24"/>
+          <w:szCs w:val="24"/>
+          <w:lang w:eastAsia="en-IN"/>
+          <w14:ligatures w14:val="none"/>
+        </w:rPr>
+        <w:t>, even though it is still much faster than PoW-based consensus.</w:t>
       </w:r>
     </w:p>
     <w:p>
@@ -9382,16 +9492,6 @@
       <w:pPr>
         <w:pStyle w:val="Title"/>
       </w:pPr>
-    </w:p>
-    <w:p>
-      <w:pPr>
-        <w:pStyle w:val="Title"/>
-      </w:pPr>
-    </w:p>
-    <w:p>
-      <w:pPr>
-        <w:pStyle w:val="Title"/>
-      </w:pPr>
       <w:r>
         <w:t>Profile 1</w:t>
       </w:r>
@@ -9415,7 +9515,38 @@
           <w:szCs w:val="22"/>
         </w:rPr>
       </w:pPr>
-      <w:r>
+    </w:p>
+    <w:p>
+      <w:pPr>
+        <w:pStyle w:val="Title"/>
+        <w:jc w:val="both"/>
+        <w:rPr>
+          <w:rFonts w:asciiTheme="minorHAnsi" w:eastAsiaTheme="minorHAnsi" w:hAnsiTheme="minorHAnsi" w:cstheme="minorBidi"/>
+          <w:i/>
+          <w:iCs/>
+          <w:spacing w:val="0"/>
+          <w:kern w:val="2"/>
+          <w:sz w:val="22"/>
+          <w:szCs w:val="22"/>
+        </w:rPr>
+      </w:pPr>
+      <w:r>
+        <w:rPr>
+          <w:rFonts w:asciiTheme="minorHAnsi" w:eastAsiaTheme="minorHAnsi" w:hAnsiTheme="minorHAnsi" w:cstheme="minorBidi"/>
+          <w:i/>
+          <w:iCs/>
+          <w:spacing w:val="0"/>
+          <w:kern w:val="2"/>
+          <w:sz w:val="22"/>
+          <w:szCs w:val="22"/>
+        </w:rPr>
+        <w:t>This runner block records one of four parallel executions for the average-phase profile. Each runner uses the same TX and MAX_CONCURRENCY settings, while LOAD is reduced to align aggregate concurrency with the target election-day demand</w:t>
+      </w:r>
+    </w:p>
+    <w:p/>
+    <w:p>
+      <w:pPr>
+        <w:pStyle w:val="Title"/>
         <w:rPr>
           <w:rFonts w:asciiTheme="minorHAnsi" w:eastAsiaTheme="minorHAnsi" w:hAnsiTheme="minorHAnsi" w:cstheme="minorBidi"/>
           <w:spacing w:val="0"/>
@@ -9423,12 +9554,8 @@
           <w:sz w:val="22"/>
           <w:szCs w:val="22"/>
         </w:rPr>
-        <w:t>Script start: 2025-12-10T15:13:27.082Z</w:t>
-      </w:r>
-    </w:p>
-    <w:p>
-      <w:pPr>
-        <w:pStyle w:val="Title"/>
+      </w:pPr>
+      <w:r>
         <w:rPr>
           <w:rFonts w:asciiTheme="minorHAnsi" w:eastAsiaTheme="minorHAnsi" w:hAnsiTheme="minorHAnsi" w:cstheme="minorBidi"/>
           <w:spacing w:val="0"/>
@@ -9436,8 +9563,12 @@
           <w:sz w:val="22"/>
           <w:szCs w:val="22"/>
         </w:rPr>
-      </w:pPr>
-      <w:r>
+        <w:t>Script start: 2025-12-10T15:13:27.082Z</w:t>
+      </w:r>
+    </w:p>
+    <w:p>
+      <w:pPr>
+        <w:pStyle w:val="Title"/>
         <w:rPr>
           <w:rFonts w:asciiTheme="minorHAnsi" w:eastAsiaTheme="minorHAnsi" w:hAnsiTheme="minorHAnsi" w:cstheme="minorBidi"/>
           <w:spacing w:val="0"/>
@@ -9445,12 +9576,8 @@
           <w:sz w:val="22"/>
           <w:szCs w:val="22"/>
         </w:rPr>
-        <w:t>Loaded voters=2326, candidates=1478, booths=905</w:t>
-      </w:r>
-    </w:p>
-    <w:p>
-      <w:pPr>
-        <w:pStyle w:val="Title"/>
+      </w:pPr>
+      <w:r>
         <w:rPr>
           <w:rFonts w:asciiTheme="minorHAnsi" w:eastAsiaTheme="minorHAnsi" w:hAnsiTheme="minorHAnsi" w:cstheme="minorBidi"/>
           <w:spacing w:val="0"/>
@@ -9458,7 +9585,9 @@
           <w:sz w:val="22"/>
           <w:szCs w:val="22"/>
         </w:rPr>
-      </w:pPr>
+        <w:lastRenderedPageBreak/>
+        <w:t>Loaded voters=2326, candidates=1478, booths=905</w:t>
+      </w:r>
     </w:p>
     <w:p>
       <w:pPr>
@@ -9471,7 +9600,10 @@
           <w:szCs w:val="22"/>
         </w:rPr>
       </w:pPr>
-      <w:r>
+    </w:p>
+    <w:p>
+      <w:pPr>
+        <w:pStyle w:val="Title"/>
         <w:rPr>
           <w:rFonts w:asciiTheme="minorHAnsi" w:eastAsiaTheme="minorHAnsi" w:hAnsiTheme="minorHAnsi" w:cstheme="minorBidi"/>
           <w:spacing w:val="0"/>
@@ -9479,12 +9611,8 @@
           <w:sz w:val="22"/>
           <w:szCs w:val="22"/>
         </w:rPr>
-        <w:t>=== Summary ===</w:t>
-      </w:r>
-    </w:p>
-    <w:p>
-      <w:pPr>
-        <w:pStyle w:val="Title"/>
+      </w:pPr>
+      <w:r>
         <w:rPr>
           <w:rFonts w:asciiTheme="minorHAnsi" w:eastAsiaTheme="minorHAnsi" w:hAnsiTheme="minorHAnsi" w:cstheme="minorBidi"/>
           <w:spacing w:val="0"/>
@@ -9492,8 +9620,12 @@
           <w:sz w:val="22"/>
           <w:szCs w:val="22"/>
         </w:rPr>
-      </w:pPr>
-      <w:r>
+        <w:t>=== Summary ===</w:t>
+      </w:r>
+    </w:p>
+    <w:p>
+      <w:pPr>
+        <w:pStyle w:val="Title"/>
         <w:rPr>
           <w:rFonts w:asciiTheme="minorHAnsi" w:eastAsiaTheme="minorHAnsi" w:hAnsiTheme="minorHAnsi" w:cstheme="minorBidi"/>
           <w:spacing w:val="0"/>
@@ -9501,9 +9633,7 @@
           <w:sz w:val="22"/>
           <w:szCs w:val="22"/>
         </w:rPr>
-        <w:t xml:space="preserve">env_tx50000_load672: </w:t>
-      </w:r>
-      <w:proofErr w:type="spellStart"/>
+      </w:pPr>
       <w:r>
         <w:rPr>
           <w:rFonts w:asciiTheme="minorHAnsi" w:eastAsiaTheme="minorHAnsi" w:hAnsiTheme="minorHAnsi" w:cstheme="minorBidi"/>
@@ -9512,9 +9642,9 @@
           <w:sz w:val="22"/>
           <w:szCs w:val="22"/>
         </w:rPr>
-        <w:t>tx</w:t>
-      </w:r>
-      <w:proofErr w:type="spellEnd"/>
+        <w:t xml:space="preserve">env_tx50000_load672: </w:t>
+      </w:r>
+      <w:proofErr w:type="spellStart"/>
       <w:r>
         <w:rPr>
           <w:rFonts w:asciiTheme="minorHAnsi" w:eastAsiaTheme="minorHAnsi" w:hAnsiTheme="minorHAnsi" w:cstheme="minorBidi"/>
@@ -9523,9 +9653,9 @@
           <w:sz w:val="22"/>
           <w:szCs w:val="22"/>
         </w:rPr>
-        <w:t xml:space="preserve">=50000, load=672, </w:t>
-      </w:r>
-      <w:proofErr w:type="spellStart"/>
+        <w:t>tx</w:t>
+      </w:r>
+      <w:proofErr w:type="spellEnd"/>
       <w:r>
         <w:rPr>
           <w:rFonts w:asciiTheme="minorHAnsi" w:eastAsiaTheme="minorHAnsi" w:hAnsiTheme="minorHAnsi" w:cstheme="minorBidi"/>
@@ -9534,9 +9664,9 @@
           <w:sz w:val="22"/>
           <w:szCs w:val="22"/>
         </w:rPr>
-        <w:t>conc</w:t>
-      </w:r>
-      <w:proofErr w:type="spellEnd"/>
+        <w:t xml:space="preserve">=50000, load=672, </w:t>
+      </w:r>
+      <w:proofErr w:type="spellStart"/>
       <w:r>
         <w:rPr>
           <w:rFonts w:asciiTheme="minorHAnsi" w:eastAsiaTheme="minorHAnsi" w:hAnsiTheme="minorHAnsi" w:cstheme="minorBidi"/>
@@ -9545,9 +9675,9 @@
           <w:sz w:val="22"/>
           <w:szCs w:val="22"/>
         </w:rPr>
-        <w:t xml:space="preserve">=672, TPS=182.95, </w:t>
-      </w:r>
-      <w:proofErr w:type="spellStart"/>
+        <w:t>conc</w:t>
+      </w:r>
+      <w:proofErr w:type="spellEnd"/>
       <w:r>
         <w:rPr>
           <w:rFonts w:asciiTheme="minorHAnsi" w:eastAsiaTheme="minorHAnsi" w:hAnsiTheme="minorHAnsi" w:cstheme="minorBidi"/>
@@ -9556,9 +9686,9 @@
           <w:sz w:val="22"/>
           <w:szCs w:val="22"/>
         </w:rPr>
-        <w:t>avg</w:t>
-      </w:r>
-      <w:proofErr w:type="spellEnd"/>
+        <w:t xml:space="preserve">=672, TPS=182.95, </w:t>
+      </w:r>
+      <w:proofErr w:type="spellStart"/>
       <w:r>
         <w:rPr>
           <w:rFonts w:asciiTheme="minorHAnsi" w:eastAsiaTheme="minorHAnsi" w:hAnsiTheme="minorHAnsi" w:cstheme="minorBidi"/>
@@ -9567,9 +9697,9 @@
           <w:sz w:val="22"/>
           <w:szCs w:val="22"/>
         </w:rPr>
-        <w:t xml:space="preserve">=3652.6ms, p95=6812.1ms, p99=30094.7ms, </w:t>
-      </w:r>
-      <w:proofErr w:type="spellStart"/>
+        <w:t>avg</w:t>
+      </w:r>
+      <w:proofErr w:type="spellEnd"/>
       <w:r>
         <w:rPr>
           <w:rFonts w:asciiTheme="minorHAnsi" w:eastAsiaTheme="minorHAnsi" w:hAnsiTheme="minorHAnsi" w:cstheme="minorBidi"/>
@@ -9578,9 +9708,9 @@
           <w:sz w:val="22"/>
           <w:szCs w:val="22"/>
         </w:rPr>
-        <w:t>succ</w:t>
-      </w:r>
-      <w:proofErr w:type="spellEnd"/>
+        <w:t xml:space="preserve">=3652.6ms, p95=6812.1ms, p99=30094.7ms, </w:t>
+      </w:r>
+      <w:proofErr w:type="spellStart"/>
       <w:r>
         <w:rPr>
           <w:rFonts w:asciiTheme="minorHAnsi" w:eastAsiaTheme="minorHAnsi" w:hAnsiTheme="minorHAnsi" w:cstheme="minorBidi"/>
@@ -9589,12 +9719,10 @@
           <w:sz w:val="22"/>
           <w:szCs w:val="22"/>
         </w:rPr>
-        <w:t>=50000, fail=0</w:t>
-      </w:r>
-    </w:p>
-    <w:p>
-      <w:pPr>
-        <w:pStyle w:val="Title"/>
+        <w:t>succ</w:t>
+      </w:r>
+      <w:proofErr w:type="spellEnd"/>
+      <w:r>
         <w:rPr>
           <w:rFonts w:asciiTheme="minorHAnsi" w:eastAsiaTheme="minorHAnsi" w:hAnsiTheme="minorHAnsi" w:cstheme="minorBidi"/>
           <w:spacing w:val="0"/>
@@ -9602,8 +9730,12 @@
           <w:sz w:val="22"/>
           <w:szCs w:val="22"/>
         </w:rPr>
-      </w:pPr>
-      <w:r>
+        <w:t>=50000, fail=0</w:t>
+      </w:r>
+    </w:p>
+    <w:p>
+      <w:pPr>
+        <w:pStyle w:val="Title"/>
         <w:rPr>
           <w:rFonts w:asciiTheme="minorHAnsi" w:eastAsiaTheme="minorHAnsi" w:hAnsiTheme="minorHAnsi" w:cstheme="minorBidi"/>
           <w:spacing w:val="0"/>
@@ -9611,12 +9743,8 @@
           <w:sz w:val="22"/>
           <w:szCs w:val="22"/>
         </w:rPr>
-        <w:t>Script end:   2025-12-10T15:18:07.206Z</w:t>
-      </w:r>
-    </w:p>
-    <w:p>
-      <w:pPr>
-        <w:pStyle w:val="Title"/>
+      </w:pPr>
+      <w:r>
         <w:rPr>
           <w:rFonts w:asciiTheme="minorHAnsi" w:eastAsiaTheme="minorHAnsi" w:hAnsiTheme="minorHAnsi" w:cstheme="minorBidi"/>
           <w:spacing w:val="0"/>
@@ -9624,8 +9752,12 @@
           <w:sz w:val="22"/>
           <w:szCs w:val="22"/>
         </w:rPr>
-      </w:pPr>
-      <w:r>
+        <w:t>Script end:   2025-12-10T15:18:07.206Z</w:t>
+      </w:r>
+    </w:p>
+    <w:p>
+      <w:pPr>
+        <w:pStyle w:val="Title"/>
         <w:rPr>
           <w:rFonts w:asciiTheme="minorHAnsi" w:eastAsiaTheme="minorHAnsi" w:hAnsiTheme="minorHAnsi" w:cstheme="minorBidi"/>
           <w:spacing w:val="0"/>
@@ -9633,20 +9765,8 @@
           <w:sz w:val="22"/>
           <w:szCs w:val="22"/>
         </w:rPr>
-        <w:t>Script elapsed: 280.12s</w:t>
-      </w:r>
-    </w:p>
-    <w:p>
-      <w:pPr>
-        <w:pStyle w:val="Title"/>
-      </w:pPr>
-      <w:r>
-        <w:t>Runner 2</w:t>
-      </w:r>
-    </w:p>
-    <w:p>
-      <w:pPr>
-        <w:pStyle w:val="Title"/>
+      </w:pPr>
+      <w:r>
         <w:rPr>
           <w:rFonts w:asciiTheme="minorHAnsi" w:eastAsiaTheme="minorHAnsi" w:hAnsiTheme="minorHAnsi" w:cstheme="minorBidi"/>
           <w:spacing w:val="0"/>
@@ -9654,8 +9774,20 @@
           <w:sz w:val="22"/>
           <w:szCs w:val="22"/>
         </w:rPr>
-      </w:pPr>
-      <w:r>
+        <w:t>Script elapsed: 280.12s</w:t>
+      </w:r>
+    </w:p>
+    <w:p>
+      <w:pPr>
+        <w:pStyle w:val="Title"/>
+      </w:pPr>
+      <w:r>
+        <w:t>Runner 2</w:t>
+      </w:r>
+    </w:p>
+    <w:p>
+      <w:pPr>
+        <w:pStyle w:val="Title"/>
         <w:rPr>
           <w:rFonts w:asciiTheme="minorHAnsi" w:eastAsiaTheme="minorHAnsi" w:hAnsiTheme="minorHAnsi" w:cstheme="minorBidi"/>
           <w:spacing w:val="0"/>
@@ -9663,12 +9795,8 @@
           <w:sz w:val="22"/>
           <w:szCs w:val="22"/>
         </w:rPr>
-        <w:t>Script start: 2025-12-10T15:13:28.428Z</w:t>
-      </w:r>
-    </w:p>
-    <w:p>
-      <w:pPr>
-        <w:pStyle w:val="Title"/>
+      </w:pPr>
+      <w:r>
         <w:rPr>
           <w:rFonts w:asciiTheme="minorHAnsi" w:eastAsiaTheme="minorHAnsi" w:hAnsiTheme="minorHAnsi" w:cstheme="minorBidi"/>
           <w:spacing w:val="0"/>
@@ -9676,8 +9804,12 @@
           <w:sz w:val="22"/>
           <w:szCs w:val="22"/>
         </w:rPr>
-      </w:pPr>
-      <w:r>
+        <w:t>Script start: 2025-12-10T15:13:28.428Z</w:t>
+      </w:r>
+    </w:p>
+    <w:p>
+      <w:pPr>
+        <w:pStyle w:val="Title"/>
         <w:rPr>
           <w:rFonts w:asciiTheme="minorHAnsi" w:eastAsiaTheme="minorHAnsi" w:hAnsiTheme="minorHAnsi" w:cstheme="minorBidi"/>
           <w:spacing w:val="0"/>
@@ -9685,12 +9817,8 @@
           <w:sz w:val="22"/>
           <w:szCs w:val="22"/>
         </w:rPr>
-        <w:t>Loaded voters=2326, candidates=1478, booths=905</w:t>
-      </w:r>
-    </w:p>
-    <w:p>
-      <w:pPr>
-        <w:pStyle w:val="Title"/>
+      </w:pPr>
+      <w:r>
         <w:rPr>
           <w:rFonts w:asciiTheme="minorHAnsi" w:eastAsiaTheme="minorHAnsi" w:hAnsiTheme="minorHAnsi" w:cstheme="minorBidi"/>
           <w:spacing w:val="0"/>
@@ -9698,7 +9826,8 @@
           <w:sz w:val="22"/>
           <w:szCs w:val="22"/>
         </w:rPr>
-      </w:pPr>
+        <w:t>Loaded voters=2326, candidates=1478, booths=905</w:t>
+      </w:r>
     </w:p>
     <w:p>
       <w:pPr>
@@ -9723,7 +9852,10 @@
           <w:szCs w:val="22"/>
         </w:rPr>
       </w:pPr>
-      <w:r>
+    </w:p>
+    <w:p>
+      <w:pPr>
+        <w:pStyle w:val="Title"/>
         <w:rPr>
           <w:rFonts w:asciiTheme="minorHAnsi" w:eastAsiaTheme="minorHAnsi" w:hAnsiTheme="minorHAnsi" w:cstheme="minorBidi"/>
           <w:spacing w:val="0"/>
@@ -9731,12 +9863,8 @@
           <w:sz w:val="22"/>
           <w:szCs w:val="22"/>
         </w:rPr>
-        <w:t>=== Summary ===</w:t>
-      </w:r>
-    </w:p>
-    <w:p>
-      <w:pPr>
-        <w:pStyle w:val="Title"/>
+      </w:pPr>
+      <w:r>
         <w:rPr>
           <w:rFonts w:asciiTheme="minorHAnsi" w:eastAsiaTheme="minorHAnsi" w:hAnsiTheme="minorHAnsi" w:cstheme="minorBidi"/>
           <w:spacing w:val="0"/>
@@ -9744,8 +9872,12 @@
           <w:sz w:val="22"/>
           <w:szCs w:val="22"/>
         </w:rPr>
-      </w:pPr>
-      <w:r>
+        <w:t>=== Summary ===</w:t>
+      </w:r>
+    </w:p>
+    <w:p>
+      <w:pPr>
+        <w:pStyle w:val="Title"/>
         <w:rPr>
           <w:rFonts w:asciiTheme="minorHAnsi" w:eastAsiaTheme="minorHAnsi" w:hAnsiTheme="minorHAnsi" w:cstheme="minorBidi"/>
           <w:spacing w:val="0"/>
@@ -9753,9 +9885,7 @@
           <w:sz w:val="22"/>
           <w:szCs w:val="22"/>
         </w:rPr>
-        <w:t xml:space="preserve">env_tx50000_load672: </w:t>
-      </w:r>
-      <w:proofErr w:type="spellStart"/>
+      </w:pPr>
       <w:r>
         <w:rPr>
           <w:rFonts w:asciiTheme="minorHAnsi" w:eastAsiaTheme="minorHAnsi" w:hAnsiTheme="minorHAnsi" w:cstheme="minorBidi"/>
@@ -9764,9 +9894,9 @@
           <w:sz w:val="22"/>
           <w:szCs w:val="22"/>
         </w:rPr>
-        <w:t>tx</w:t>
-      </w:r>
-      <w:proofErr w:type="spellEnd"/>
+        <w:t xml:space="preserve">env_tx50000_load672: </w:t>
+      </w:r>
+      <w:proofErr w:type="spellStart"/>
       <w:r>
         <w:rPr>
           <w:rFonts w:asciiTheme="minorHAnsi" w:eastAsiaTheme="minorHAnsi" w:hAnsiTheme="minorHAnsi" w:cstheme="minorBidi"/>
@@ -9775,9 +9905,9 @@
           <w:sz w:val="22"/>
           <w:szCs w:val="22"/>
         </w:rPr>
-        <w:t xml:space="preserve">=50000, load=672, </w:t>
-      </w:r>
-      <w:proofErr w:type="spellStart"/>
+        <w:t>tx</w:t>
+      </w:r>
+      <w:proofErr w:type="spellEnd"/>
       <w:r>
         <w:rPr>
           <w:rFonts w:asciiTheme="minorHAnsi" w:eastAsiaTheme="minorHAnsi" w:hAnsiTheme="minorHAnsi" w:cstheme="minorBidi"/>
@@ -9786,9 +9916,9 @@
           <w:sz w:val="22"/>
           <w:szCs w:val="22"/>
         </w:rPr>
-        <w:t>conc</w:t>
-      </w:r>
-      <w:proofErr w:type="spellEnd"/>
+        <w:t xml:space="preserve">=50000, load=672, </w:t>
+      </w:r>
+      <w:proofErr w:type="spellStart"/>
       <w:r>
         <w:rPr>
           <w:rFonts w:asciiTheme="minorHAnsi" w:eastAsiaTheme="minorHAnsi" w:hAnsiTheme="minorHAnsi" w:cstheme="minorBidi"/>
@@ -9797,9 +9927,9 @@
           <w:sz w:val="22"/>
           <w:szCs w:val="22"/>
         </w:rPr>
-        <w:t xml:space="preserve">=672, TPS=187.33, </w:t>
-      </w:r>
-      <w:proofErr w:type="spellStart"/>
+        <w:t>conc</w:t>
+      </w:r>
+      <w:proofErr w:type="spellEnd"/>
       <w:r>
         <w:rPr>
           <w:rFonts w:asciiTheme="minorHAnsi" w:eastAsiaTheme="minorHAnsi" w:hAnsiTheme="minorHAnsi" w:cstheme="minorBidi"/>
@@ -9808,9 +9938,9 @@
           <w:sz w:val="22"/>
           <w:szCs w:val="22"/>
         </w:rPr>
-        <w:t>avg</w:t>
-      </w:r>
-      <w:proofErr w:type="spellEnd"/>
+        <w:t xml:space="preserve">=672, TPS=187.33, </w:t>
+      </w:r>
+      <w:proofErr w:type="spellStart"/>
       <w:r>
         <w:rPr>
           <w:rFonts w:asciiTheme="minorHAnsi" w:eastAsiaTheme="minorHAnsi" w:hAnsiTheme="minorHAnsi" w:cstheme="minorBidi"/>
@@ -9819,9 +9949,9 @@
           <w:sz w:val="22"/>
           <w:szCs w:val="22"/>
         </w:rPr>
-        <w:t xml:space="preserve">=3567.0ms, p95=6284.4ms, p99=6698.4ms, </w:t>
-      </w:r>
-      <w:proofErr w:type="spellStart"/>
+        <w:t>avg</w:t>
+      </w:r>
+      <w:proofErr w:type="spellEnd"/>
       <w:r>
         <w:rPr>
           <w:rFonts w:asciiTheme="minorHAnsi" w:eastAsiaTheme="minorHAnsi" w:hAnsiTheme="minorHAnsi" w:cstheme="minorBidi"/>
@@ -9830,9 +9960,9 @@
           <w:sz w:val="22"/>
           <w:szCs w:val="22"/>
         </w:rPr>
-        <w:t>succ</w:t>
-      </w:r>
-      <w:proofErr w:type="spellEnd"/>
+        <w:t xml:space="preserve">=3567.0ms, p95=6284.4ms, p99=6698.4ms, </w:t>
+      </w:r>
+      <w:proofErr w:type="spellStart"/>
       <w:r>
         <w:rPr>
           <w:rFonts w:asciiTheme="minorHAnsi" w:eastAsiaTheme="minorHAnsi" w:hAnsiTheme="minorHAnsi" w:cstheme="minorBidi"/>
@@ -9841,12 +9971,10 @@
           <w:sz w:val="22"/>
           <w:szCs w:val="22"/>
         </w:rPr>
-        <w:t>=50000, fail=0</w:t>
-      </w:r>
-    </w:p>
-    <w:p>
-      <w:pPr>
-        <w:pStyle w:val="Title"/>
+        <w:t>succ</w:t>
+      </w:r>
+      <w:proofErr w:type="spellEnd"/>
+      <w:r>
         <w:rPr>
           <w:rFonts w:asciiTheme="minorHAnsi" w:eastAsiaTheme="minorHAnsi" w:hAnsiTheme="minorHAnsi" w:cstheme="minorBidi"/>
           <w:spacing w:val="0"/>
@@ -9854,8 +9982,12 @@
           <w:sz w:val="22"/>
           <w:szCs w:val="22"/>
         </w:rPr>
-      </w:pPr>
-      <w:r>
+        <w:t>=50000, fail=0</w:t>
+      </w:r>
+    </w:p>
+    <w:p>
+      <w:pPr>
+        <w:pStyle w:val="Title"/>
         <w:rPr>
           <w:rFonts w:asciiTheme="minorHAnsi" w:eastAsiaTheme="minorHAnsi" w:hAnsiTheme="minorHAnsi" w:cstheme="minorBidi"/>
           <w:spacing w:val="0"/>
@@ -9863,12 +9995,8 @@
           <w:sz w:val="22"/>
           <w:szCs w:val="22"/>
         </w:rPr>
-        <w:t>Script end:   2025-12-10T15:18:02.699Z</w:t>
-      </w:r>
-    </w:p>
-    <w:p>
-      <w:pPr>
-        <w:pStyle w:val="Title"/>
+      </w:pPr>
+      <w:r>
         <w:rPr>
           <w:rFonts w:asciiTheme="minorHAnsi" w:eastAsiaTheme="minorHAnsi" w:hAnsiTheme="minorHAnsi" w:cstheme="minorBidi"/>
           <w:spacing w:val="0"/>
@@ -9876,8 +10004,12 @@
           <w:sz w:val="22"/>
           <w:szCs w:val="22"/>
         </w:rPr>
-      </w:pPr>
-      <w:r>
+        <w:t>Script end:   2025-12-10T15:18:02.699Z</w:t>
+      </w:r>
+    </w:p>
+    <w:p>
+      <w:pPr>
+        <w:pStyle w:val="Title"/>
         <w:rPr>
           <w:rFonts w:asciiTheme="minorHAnsi" w:eastAsiaTheme="minorHAnsi" w:hAnsiTheme="minorHAnsi" w:cstheme="minorBidi"/>
           <w:spacing w:val="0"/>
@@ -9885,6 +10017,15 @@
           <w:sz w:val="22"/>
           <w:szCs w:val="22"/>
         </w:rPr>
+      </w:pPr>
+      <w:r>
+        <w:rPr>
+          <w:rFonts w:asciiTheme="minorHAnsi" w:eastAsiaTheme="minorHAnsi" w:hAnsiTheme="minorHAnsi" w:cstheme="minorBidi"/>
+          <w:spacing w:val="0"/>
+          <w:kern w:val="2"/>
+          <w:sz w:val="22"/>
+          <w:szCs w:val="22"/>
+        </w:rPr>
         <w:t>Script elapsed: 274.27s</w:t>
       </w:r>
     </w:p>
@@ -9990,95 +10131,95 @@
         <w:pStyle w:val="Title"/>
       </w:pPr>
       <w:r>
+        <w:t>Runner 4</w:t>
+      </w:r>
+    </w:p>
+    <w:p>
+      <w:proofErr w:type="spellStart"/>
+      <w:r>
+        <w:t>ubuntu@Himanshu-</w:t>
+      </w:r>
+      <w:proofErr w:type="gramStart"/>
+      <w:r>
+        <w:t>Sharma</w:t>
+      </w:r>
+      <w:proofErr w:type="spellEnd"/>
+      <w:r>
+        <w:t>:~</w:t>
+      </w:r>
+      <w:proofErr w:type="gramEnd"/>
+      <w:r>
+        <w:t>/fab-election-bench/node-</w:t>
+      </w:r>
+      <w:proofErr w:type="spellStart"/>
+      <w:r>
+        <w:t>bft</w:t>
+      </w:r>
+      <w:proofErr w:type="spellEnd"/>
+      <w:r>
+        <w:t>-client$ MAX_CONCURRENCY=2048 TX=50000 LOAD=672 node recordvote-client.js</w:t>
+      </w:r>
+    </w:p>
+    <w:p>
+      <w:r>
+        <w:t>Script start: 2025-12-10T15:13:31.276Z</w:t>
+      </w:r>
+    </w:p>
+    <w:p>
+      <w:r>
+        <w:t>Loaded voters=2326, candidates=1478, booths=905</w:t>
+      </w:r>
+    </w:p>
+    <w:p>
+      <w:r>
+        <w:t>=== Summary ===</w:t>
+      </w:r>
+    </w:p>
+    <w:p>
+      <w:r>
+        <w:t xml:space="preserve">env_tx50000_load672: </w:t>
+      </w:r>
+      <w:proofErr w:type="spellStart"/>
+      <w:r>
+        <w:t>tx</w:t>
+      </w:r>
+      <w:proofErr w:type="spellEnd"/>
+      <w:r>
+        <w:t xml:space="preserve">=50000, load=672, </w:t>
+      </w:r>
+      <w:proofErr w:type="spellStart"/>
+      <w:r>
+        <w:t>conc</w:t>
+      </w:r>
+      <w:proofErr w:type="spellEnd"/>
+      <w:r>
+        <w:t xml:space="preserve">=672, TPS=184.00, </w:t>
+      </w:r>
+      <w:proofErr w:type="spellStart"/>
+      <w:r>
+        <w:t>avg</w:t>
+      </w:r>
+      <w:proofErr w:type="spellEnd"/>
+      <w:r>
+        <w:t xml:space="preserve">=3631.6ms, p95=6433.6ms, p99=6832.7ms, </w:t>
+      </w:r>
+      <w:proofErr w:type="spellStart"/>
+      <w:r>
+        <w:t>succ</w:t>
+      </w:r>
+      <w:proofErr w:type="spellEnd"/>
+      <w:r>
+        <w:t>=50000, fail=0</w:t>
+      </w:r>
+    </w:p>
+    <w:p>
+      <w:r>
+        <w:t>Script end:   2025-12-10T15:18:09.553Z</w:t>
+      </w:r>
+    </w:p>
+    <w:p>
+      <w:r>
         <w:lastRenderedPageBreak/>
-        <w:t>Runner 4</w:t>
-      </w:r>
-    </w:p>
-    <w:p>
-      <w:proofErr w:type="spellStart"/>
-      <w:r>
-        <w:t>ubuntu@Himanshu-</w:t>
-      </w:r>
-      <w:proofErr w:type="gramStart"/>
-      <w:r>
-        <w:t>Sharma</w:t>
-      </w:r>
-      <w:proofErr w:type="spellEnd"/>
-      <w:r>
-        <w:t>:~</w:t>
-      </w:r>
-      <w:proofErr w:type="gramEnd"/>
-      <w:r>
-        <w:t>/fab-election-bench/node-</w:t>
-      </w:r>
-      <w:proofErr w:type="spellStart"/>
-      <w:r>
-        <w:t>bft</w:t>
-      </w:r>
-      <w:proofErr w:type="spellEnd"/>
-      <w:r>
-        <w:t>-client$ MAX_CONCURRENCY=2048 TX=50000 LOAD=672 node recordvote-client.js</w:t>
-      </w:r>
-    </w:p>
-    <w:p>
-      <w:r>
-        <w:t>Script start: 2025-12-10T15:13:31.276Z</w:t>
-      </w:r>
-    </w:p>
-    <w:p>
-      <w:r>
-        <w:t>Loaded voters=2326, candidates=1478, booths=905</w:t>
-      </w:r>
-    </w:p>
-    <w:p>
-      <w:r>
-        <w:t>=== Summary ===</w:t>
-      </w:r>
-    </w:p>
-    <w:p>
-      <w:r>
-        <w:t xml:space="preserve">env_tx50000_load672: </w:t>
-      </w:r>
-      <w:proofErr w:type="spellStart"/>
-      <w:r>
-        <w:t>tx</w:t>
-      </w:r>
-      <w:proofErr w:type="spellEnd"/>
-      <w:r>
-        <w:t xml:space="preserve">=50000, load=672, </w:t>
-      </w:r>
-      <w:proofErr w:type="spellStart"/>
-      <w:r>
-        <w:t>conc</w:t>
-      </w:r>
-      <w:proofErr w:type="spellEnd"/>
-      <w:r>
-        <w:t xml:space="preserve">=672, TPS=184.00, </w:t>
-      </w:r>
-      <w:proofErr w:type="spellStart"/>
-      <w:r>
-        <w:t>avg</w:t>
-      </w:r>
-      <w:proofErr w:type="spellEnd"/>
-      <w:r>
-        <w:t xml:space="preserve">=3631.6ms, p95=6433.6ms, p99=6832.7ms, </w:t>
-      </w:r>
-      <w:proofErr w:type="spellStart"/>
-      <w:r>
-        <w:t>succ</w:t>
-      </w:r>
-      <w:proofErr w:type="spellEnd"/>
-      <w:r>
-        <w:t>=50000, fail=0</w:t>
-      </w:r>
-    </w:p>
-    <w:p>
-      <w:r>
-        <w:t>Script end:   2025-12-10T15:18:09.553Z</w:t>
-      </w:r>
-    </w:p>
-    <w:p>
-      <w:r>
         <w:t>Script elapsed: 278.28s</w:t>
       </w:r>
     </w:p>
@@ -10093,10 +10234,42 @@
     </w:p>
     <w:p>
       <w:pPr>
+        <w:jc w:val="both"/>
+        <w:rPr>
+          <w:i/>
+          <w:iCs/>
+        </w:rPr>
+      </w:pPr>
+      <w:r>
+        <w:rPr>
+          <w:i/>
+          <w:iCs/>
+        </w:rPr>
+        <w:t xml:space="preserve">Profile 2 models a high-turnout or busiest-phase day in which RAFT utilisation is materially higher but still below the previously measured heavy-load limit. The purpose of this profile is to test whether the bench can sustain a more demanding election-day scenario without entering obvious overload. </w:t>
+      </w:r>
+    </w:p>
+    <w:p>
+      <w:pPr>
         <w:pStyle w:val="Title"/>
       </w:pPr>
       <w:r>
         <w:t>Runner 1</w:t>
+      </w:r>
+    </w:p>
+    <w:p>
+      <w:pPr>
+        <w:jc w:val="both"/>
+        <w:rPr>
+          <w:i/>
+          <w:iCs/>
+        </w:rPr>
+      </w:pPr>
+      <w:r>
+        <w:rPr>
+          <w:i/>
+          <w:iCs/>
+        </w:rPr>
+        <w:t xml:space="preserve">This runner block records one of four parallel executions for the peak-phase profile. The larger LOAD value increases the number of in-flight transactions per runner so that the aggregate concurrency approximates the intended high-turnout stress scenario. </w:t>
       </w:r>
     </w:p>
     <w:p>
@@ -10240,57 +10413,57 @@
     </w:p>
     <w:p>
       <w:r>
+        <w:t xml:space="preserve">env_tx50000_load1536: </w:t>
+      </w:r>
+      <w:proofErr w:type="spellStart"/>
+      <w:r>
+        <w:t>tx</w:t>
+      </w:r>
+      <w:proofErr w:type="spellEnd"/>
+      <w:r>
+        <w:t xml:space="preserve">=50000, load=1536, </w:t>
+      </w:r>
+      <w:proofErr w:type="spellStart"/>
+      <w:r>
+        <w:t>conc</w:t>
+      </w:r>
+      <w:proofErr w:type="spellEnd"/>
+      <w:r>
+        <w:t xml:space="preserve">=1536, TPS=175.67, </w:t>
+      </w:r>
+      <w:proofErr w:type="spellStart"/>
+      <w:r>
+        <w:t>avg</w:t>
+      </w:r>
+      <w:proofErr w:type="spellEnd"/>
+      <w:r>
+        <w:t xml:space="preserve">=8653.7ms, p95=15453.6ms, p99=17209.7ms, </w:t>
+      </w:r>
+      <w:proofErr w:type="spellStart"/>
+      <w:r>
+        <w:t>succ</w:t>
+      </w:r>
+      <w:proofErr w:type="spellEnd"/>
+      <w:r>
+        <w:t>=49998, fail=2</w:t>
+      </w:r>
+    </w:p>
+    <w:p>
+      <w:r>
+        <w:t>Script end:   2025-12-11T01:33:53.922Z</w:t>
+      </w:r>
+    </w:p>
+    <w:p>
+      <w:r>
+        <w:t>Script elapsed: 285.08s</w:t>
+      </w:r>
+    </w:p>
+    <w:p>
+      <w:pPr>
+        <w:pStyle w:val="Title"/>
+      </w:pPr>
+      <w:r>
         <w:lastRenderedPageBreak/>
-        <w:t xml:space="preserve">env_tx50000_load1536: </w:t>
-      </w:r>
-      <w:proofErr w:type="spellStart"/>
-      <w:r>
-        <w:t>tx</w:t>
-      </w:r>
-      <w:proofErr w:type="spellEnd"/>
-      <w:r>
-        <w:t xml:space="preserve">=50000, load=1536, </w:t>
-      </w:r>
-      <w:proofErr w:type="spellStart"/>
-      <w:r>
-        <w:t>conc</w:t>
-      </w:r>
-      <w:proofErr w:type="spellEnd"/>
-      <w:r>
-        <w:t xml:space="preserve">=1536, TPS=175.67, </w:t>
-      </w:r>
-      <w:proofErr w:type="spellStart"/>
-      <w:r>
-        <w:t>avg</w:t>
-      </w:r>
-      <w:proofErr w:type="spellEnd"/>
-      <w:r>
-        <w:t xml:space="preserve">=8653.7ms, p95=15453.6ms, p99=17209.7ms, </w:t>
-      </w:r>
-      <w:proofErr w:type="spellStart"/>
-      <w:r>
-        <w:t>succ</w:t>
-      </w:r>
-      <w:proofErr w:type="spellEnd"/>
-      <w:r>
-        <w:t>=49998, fail=2</w:t>
-      </w:r>
-    </w:p>
-    <w:p>
-      <w:r>
-        <w:t>Script end:   2025-12-11T01:33:53.922Z</w:t>
-      </w:r>
-    </w:p>
-    <w:p>
-      <w:r>
-        <w:t>Script elapsed: 285.08s</w:t>
-      </w:r>
-    </w:p>
-    <w:p>
-      <w:pPr>
-        <w:pStyle w:val="Title"/>
-      </w:pPr>
-      <w:r>
         <w:t>Runner 3</w:t>
       </w:r>
     </w:p>
